--- a/CongMinhSon_CV.docx
+++ b/CongMinhSon_CV.docx
@@ -361,101 +361,68 @@
       <w:r>
         <w:rPr>
           <w:rFonts w:ascii="Garamond" w:hAnsi="Garamond" w:cs="Cambria"/>
-          <w:sz w:val="24"/>
-          <w:szCs w:val="20"/>
-          <w:lang w:val="en-GB"/>
-        </w:rPr>
-        <w:t>Graduated</w:t>
-      </w:r>
-      <w:r>
-        <w:rPr>
-          <w:rFonts w:ascii="Garamond" w:hAnsi="Garamond" w:cs="Cambria"/>
-          <w:sz w:val="24"/>
-          <w:szCs w:val="20"/>
-          <w:lang w:val="en-GB"/>
-        </w:rPr>
-        <w:t xml:space="preserve"> </w:t>
-      </w:r>
-      <w:r>
-        <w:rPr>
-          <w:rFonts w:ascii="Garamond" w:hAnsi="Garamond" w:cs="Cambria"/>
-          <w:sz w:val="24"/>
-          <w:szCs w:val="20"/>
-          <w:lang w:val="en-GB"/>
-        </w:rPr>
-        <w:t>from</w:t>
-      </w:r>
-      <w:r>
-        <w:rPr>
-          <w:rFonts w:ascii="Garamond" w:hAnsi="Garamond" w:cs="Cambria"/>
-          <w:sz w:val="24"/>
-          <w:szCs w:val="20"/>
-          <w:lang w:val="en-GB"/>
-        </w:rPr>
-        <w:t xml:space="preserve"> </w:t>
-      </w:r>
-      <w:r>
-        <w:rPr>
-          <w:rFonts w:ascii="Garamond" w:hAnsi="Garamond" w:cs="Cambria"/>
-          <w:sz w:val="24"/>
-          <w:szCs w:val="20"/>
-          <w:lang w:val="en-GB"/>
-        </w:rPr>
-        <w:t>University of Engineering and Technology</w:t>
-      </w:r>
-      <w:r>
-        <w:rPr>
-          <w:rFonts w:ascii="Garamond" w:hAnsi="Garamond" w:cs="Cambria"/>
-          <w:sz w:val="24"/>
-          <w:szCs w:val="20"/>
-          <w:lang w:val="en-GB"/>
-        </w:rPr>
-        <w:t xml:space="preserve"> (</w:t>
-      </w:r>
-      <w:r>
-        <w:rPr>
-          <w:rFonts w:ascii="Garamond" w:hAnsi="Garamond" w:cs="Cambria"/>
-          <w:sz w:val="24"/>
-          <w:szCs w:val="20"/>
-          <w:lang w:val="en-GB"/>
-        </w:rPr>
-        <w:t>UET</w:t>
-      </w:r>
-      <w:r>
-        <w:rPr>
-          <w:rFonts w:ascii="Garamond" w:hAnsi="Garamond" w:cs="Cambria"/>
-          <w:sz w:val="24"/>
-          <w:szCs w:val="20"/>
-          <w:lang w:val="en-GB"/>
-        </w:rPr>
-        <w:t>) of Vietnam</w:t>
-      </w:r>
-      <w:r>
-        <w:rPr>
-          <w:rFonts w:ascii="Garamond" w:hAnsi="Garamond" w:cs="Cambria"/>
-          <w:sz w:val="24"/>
-          <w:szCs w:val="20"/>
-          <w:lang w:val="en-GB"/>
-        </w:rPr>
-        <w:t xml:space="preserve"> -</w:t>
-      </w:r>
-      <w:r>
-        <w:rPr>
-          <w:rFonts w:ascii="Garamond" w:hAnsi="Garamond" w:cs="Cambria"/>
-          <w:sz w:val="24"/>
-          <w:szCs w:val="20"/>
-          <w:lang w:val="en-GB"/>
-        </w:rPr>
-        <w:t xml:space="preserve"> Bachelor of </w:t>
-      </w:r>
-      <w:r>
-        <w:rPr>
-          <w:rFonts w:ascii="Garamond" w:hAnsi="Garamond" w:cs="Cambria"/>
-          <w:sz w:val="24"/>
-          <w:szCs w:val="20"/>
-          <w:lang w:val="en-GB"/>
-        </w:rPr>
-        <w:t>Computer Science</w:t>
+          <w:bCs/>
+          <w:iCs/>
+          <w:sz w:val="24"/>
+          <w:szCs w:val="20"/>
+          <w:lang w:val="en-GB"/>
+        </w:rPr>
+        <w:t xml:space="preserve">Proficient in </w:t>
+      </w:r>
+      <w:r>
+        <w:rPr>
+          <w:rFonts w:ascii="Garamond" w:hAnsi="Garamond" w:cs="Cambria"/>
+          <w:bCs/>
+          <w:iCs/>
+          <w:sz w:val="24"/>
+          <w:szCs w:val="20"/>
+          <w:lang w:val="en-GB"/>
+        </w:rPr>
+        <w:t>Computer Vision</w:t>
+      </w:r>
+      <w:r>
+        <w:rPr>
+          <w:rFonts w:ascii="Garamond" w:hAnsi="Garamond" w:cs="Cambria"/>
+          <w:bCs/>
+          <w:iCs/>
+          <w:sz w:val="24"/>
+          <w:szCs w:val="20"/>
+          <w:lang w:val="en-GB"/>
+        </w:rPr>
+        <w:t>, Large Langua</w:t>
+      </w:r>
+      <w:r>
+        <w:rPr>
+          <w:rFonts w:ascii="Garamond" w:hAnsi="Garamond" w:cs="Cambria"/>
+          <w:bCs/>
+          <w:iCs/>
+          <w:sz w:val="24"/>
+          <w:szCs w:val="20"/>
+          <w:lang w:val="en-GB"/>
+        </w:rPr>
+        <w:t>ge</w:t>
+      </w:r>
+      <w:r>
+        <w:rPr>
+          <w:rFonts w:ascii="Garamond" w:hAnsi="Garamond" w:cs="Cambria"/>
+          <w:bCs/>
+          <w:iCs/>
+          <w:sz w:val="24"/>
+          <w:szCs w:val="20"/>
+          <w:lang w:val="en-GB"/>
+        </w:rPr>
+        <w:t xml:space="preserve"> Model</w:t>
+      </w:r>
+      <w:r>
+        <w:rPr>
+          <w:rFonts w:ascii="Garamond" w:hAnsi="Garamond" w:cs="Cambria"/>
+          <w:bCs/>
+          <w:iCs/>
+          <w:sz w:val="24"/>
+          <w:szCs w:val="20"/>
+          <w:lang w:val="en-GB"/>
+        </w:rPr>
+        <w:t>s</w:t>
       </w:r>
     </w:p>
     <w:p>
@@ -480,68 +447,42 @@
       <w:r>
         <w:rPr>
           <w:rFonts w:ascii="Garamond" w:hAnsi="Garamond" w:cs="Cambria"/>
-          <w:bCs/>
-          <w:iCs/>
-          <w:sz w:val="24"/>
-          <w:szCs w:val="20"/>
-          <w:lang w:val="en-GB"/>
+          <w:sz w:val="24"/>
+          <w:szCs w:val="20"/>
         </w:rPr>
         <w:t xml:space="preserve">Proficient in </w:t>
       </w:r>
       <w:r>
         <w:rPr>
           <w:rFonts w:ascii="Garamond" w:hAnsi="Garamond" w:cs="Cambria"/>
-          <w:bCs/>
-          <w:iCs/>
-          <w:sz w:val="24"/>
-          <w:szCs w:val="20"/>
-          <w:lang w:val="en-GB"/>
-        </w:rPr>
-        <w:t>Computer Vision</w:t>
-      </w:r>
-      <w:r>
-        <w:rPr>
-          <w:rFonts w:ascii="Garamond" w:hAnsi="Garamond" w:cs="Cambria"/>
-          <w:bCs/>
-          <w:iCs/>
-          <w:sz w:val="24"/>
-          <w:szCs w:val="20"/>
-          <w:lang w:val="en-GB"/>
-        </w:rPr>
-        <w:t>, Large Langua</w:t>
-      </w:r>
-      <w:r>
-        <w:rPr>
-          <w:rFonts w:ascii="Garamond" w:hAnsi="Garamond" w:cs="Cambria"/>
-          <w:bCs/>
-          <w:iCs/>
-          <w:sz w:val="24"/>
-          <w:szCs w:val="20"/>
-          <w:lang w:val="en-GB"/>
-        </w:rPr>
-        <w:t>ge</w:t>
-      </w:r>
-      <w:r>
-        <w:rPr>
-          <w:rFonts w:ascii="Garamond" w:hAnsi="Garamond" w:cs="Cambria"/>
-          <w:bCs/>
-          <w:iCs/>
-          <w:sz w:val="24"/>
-          <w:szCs w:val="20"/>
-          <w:lang w:val="en-GB"/>
-        </w:rPr>
-        <w:t xml:space="preserve"> Model</w:t>
-      </w:r>
-      <w:r>
-        <w:rPr>
-          <w:rFonts w:ascii="Garamond" w:hAnsi="Garamond" w:cs="Cambria"/>
-          <w:bCs/>
-          <w:iCs/>
-          <w:sz w:val="24"/>
-          <w:szCs w:val="20"/>
-          <w:lang w:val="en-GB"/>
-        </w:rPr>
-        <w:t>s</w:t>
+          <w:sz w:val="24"/>
+          <w:szCs w:val="20"/>
+        </w:rPr>
+        <w:t xml:space="preserve">using Python, FastAPI, </w:t>
+      </w:r>
+      <w:r>
+        <w:rPr>
+          <w:rFonts w:ascii="Garamond" w:hAnsi="Garamond" w:cs="Cambria"/>
+          <w:sz w:val="24"/>
+          <w:szCs w:val="20"/>
+        </w:rPr>
+        <w:t xml:space="preserve">Triton Inference Server, </w:t>
+      </w:r>
+      <w:r>
+        <w:rPr>
+          <w:rFonts w:ascii="Garamond" w:hAnsi="Garamond" w:cs="Cambria"/>
+          <w:sz w:val="24"/>
+          <w:szCs w:val="20"/>
+        </w:rPr>
+        <w:t>Docker</w:t>
+      </w:r>
+      <w:r>
+        <w:rPr>
+          <w:rFonts w:ascii="Garamond" w:hAnsi="Garamond" w:cs="Cambria"/>
+          <w:sz w:val="24"/>
+          <w:szCs w:val="20"/>
+        </w:rPr>
+        <w:t>, WSL2.</w:t>
       </w:r>
     </w:p>
     <w:p>
@@ -566,42 +507,419 @@
       <w:r>
         <w:rPr>
           <w:rFonts w:ascii="Garamond" w:hAnsi="Garamond" w:cs="Cambria"/>
-          <w:sz w:val="24"/>
-          <w:szCs w:val="20"/>
-        </w:rPr>
-        <w:t xml:space="preserve">Proficient in </w:t>
-      </w:r>
-      <w:r>
-        <w:rPr>
-          <w:rFonts w:ascii="Garamond" w:hAnsi="Garamond" w:cs="Cambria"/>
-          <w:sz w:val="24"/>
-          <w:szCs w:val="20"/>
-        </w:rPr>
-        <w:t xml:space="preserve">using Python, FastAPI, </w:t>
-      </w:r>
-      <w:r>
-        <w:rPr>
-          <w:rFonts w:ascii="Garamond" w:hAnsi="Garamond" w:cs="Cambria"/>
-          <w:sz w:val="24"/>
-          <w:szCs w:val="20"/>
-        </w:rPr>
-        <w:t xml:space="preserve">Triton Inference Server, </w:t>
-      </w:r>
-      <w:r>
-        <w:rPr>
-          <w:rFonts w:ascii="Garamond" w:hAnsi="Garamond" w:cs="Cambria"/>
-          <w:sz w:val="24"/>
-          <w:szCs w:val="20"/>
-        </w:rPr>
-        <w:t>Docker</w:t>
-      </w:r>
-      <w:r>
-        <w:rPr>
-          <w:rFonts w:ascii="Garamond" w:hAnsi="Garamond" w:cs="Cambria"/>
-          <w:sz w:val="24"/>
-          <w:szCs w:val="20"/>
-        </w:rPr>
-        <w:t>, WSL2.</w:t>
+          <w:bCs/>
+          <w:iCs/>
+          <w:sz w:val="24"/>
+          <w:szCs w:val="20"/>
+          <w:lang w:val="en-GB"/>
+        </w:rPr>
+        <w:t>Academic knowledge of Machine Learning</w:t>
+      </w:r>
+      <w:r>
+        <w:rPr>
+          <w:rFonts w:ascii="Garamond" w:hAnsi="Garamond" w:cs="Cambria"/>
+          <w:bCs/>
+          <w:iCs/>
+          <w:sz w:val="24"/>
+          <w:szCs w:val="20"/>
+          <w:lang w:val="en-GB"/>
+        </w:rPr>
+        <w:t xml:space="preserve"> and Deep Learning</w:t>
+      </w:r>
+    </w:p>
+    <w:p>
+      <w:pPr>
+        <w:widowControl/>
+        <w:numPr>
+          <w:ilvl w:val="0"/>
+          <w:numId w:val="4"/>
+        </w:numPr>
+        <w:tabs>
+          <w:tab w:val="clear" w:pos="10800"/>
+        </w:tabs>
+        <w:ind w:left="180" w:hanging="180"/>
+        <w:jc w:val="both"/>
+        <w:rPr>
+          <w:rFonts w:ascii="Garamond" w:hAnsi="Garamond" w:cs="Cambria"/>
+          <w:sz w:val="24"/>
+          <w:szCs w:val="20"/>
+        </w:rPr>
+      </w:pPr>
+      <w:r>
+        <w:rPr>
+          <w:rFonts w:ascii="Garamond" w:hAnsi="Garamond" w:cs="Cambria"/>
+          <w:sz w:val="24"/>
+          <w:szCs w:val="20"/>
+          <w:lang w:val="en-GB"/>
+        </w:rPr>
+        <w:t xml:space="preserve">Achievements </w:t>
+      </w:r>
+      <w:r>
+        <w:rPr>
+          <w:rFonts w:ascii="Garamond" w:hAnsi="Garamond" w:cs="Cambria"/>
+          <w:sz w:val="24"/>
+          <w:szCs w:val="20"/>
+          <w:lang w:val="en-GB"/>
+        </w:rPr>
+        <w:t>&amp; Certification</w:t>
+      </w:r>
+      <w:r>
+        <w:rPr>
+          <w:rFonts w:ascii="Garamond" w:hAnsi="Garamond" w:cs="Cambria"/>
+          <w:sz w:val="24"/>
+          <w:szCs w:val="20"/>
+          <w:lang w:val="en-GB"/>
+        </w:rPr>
+        <w:t>:</w:t>
+      </w:r>
+    </w:p>
+    <w:p>
+      <w:pPr>
+        <w:widowControl/>
+        <w:numPr>
+          <w:ilvl w:val="0"/>
+          <w:numId w:val="5"/>
+        </w:numPr>
+        <w:tabs>
+          <w:tab w:val="clear" w:pos="10800"/>
+        </w:tabs>
+        <w:spacing w:after="120"/>
+        <w:jc w:val="both"/>
+        <w:rPr>
+          <w:rFonts w:ascii="Garamond" w:hAnsi="Garamond" w:cs="Cambria"/>
+          <w:sz w:val="24"/>
+          <w:szCs w:val="20"/>
+        </w:rPr>
+      </w:pPr>
+      <w:r>
+        <w:rPr>
+          <w:rFonts w:ascii="Garamond" w:hAnsi="Garamond" w:cs="Cambria"/>
+          <w:sz w:val="24"/>
+          <w:szCs w:val="20"/>
+          <w:lang w:val="en-GB"/>
+        </w:rPr>
+        <w:t>Toeic</w:t>
+      </w:r>
+      <w:r>
+        <w:rPr>
+          <w:rFonts w:ascii="Garamond" w:hAnsi="Garamond" w:cs="Cambria"/>
+          <w:sz w:val="24"/>
+          <w:szCs w:val="20"/>
+          <w:lang w:val="en-GB"/>
+        </w:rPr>
+        <w:t xml:space="preserve"> </w:t>
+      </w:r>
+      <w:r>
+        <w:rPr>
+          <w:rFonts w:ascii="Garamond" w:hAnsi="Garamond" w:cs="Cambria"/>
+          <w:sz w:val="24"/>
+          <w:szCs w:val="20"/>
+          <w:lang w:val="en-GB"/>
+        </w:rPr>
+        <w:t>810</w:t>
+      </w:r>
+    </w:p>
+    <w:p>
+      <w:pPr>
+        <w:widowControl/>
+        <w:numPr>
+          <w:ilvl w:val="0"/>
+          <w:numId w:val="5"/>
+        </w:numPr>
+        <w:tabs>
+          <w:tab w:val="clear" w:pos="10800"/>
+        </w:tabs>
+        <w:spacing w:after="120"/>
+        <w:jc w:val="both"/>
+        <w:rPr>
+          <w:rFonts w:ascii="Garamond" w:hAnsi="Garamond" w:cs="Cambria"/>
+          <w:sz w:val="24"/>
+          <w:szCs w:val="20"/>
+        </w:rPr>
+      </w:pPr>
+      <w:r>
+        <w:rPr>
+          <w:rFonts w:ascii="Garamond" w:hAnsi="Garamond" w:cs="Cambria"/>
+          <w:sz w:val="24"/>
+          <w:szCs w:val="20"/>
+        </w:rPr>
+        <w:t>Introduction to Machine Learning in Production by DeepLearning.AI</w:t>
+      </w:r>
+    </w:p>
+    <w:p>
+      <w:pPr>
+        <w:widowControl/>
+        <w:numPr>
+          <w:ilvl w:val="0"/>
+          <w:numId w:val="5"/>
+        </w:numPr>
+        <w:tabs>
+          <w:tab w:val="clear" w:pos="10800"/>
+        </w:tabs>
+        <w:spacing w:after="120"/>
+        <w:jc w:val="both"/>
+        <w:rPr>
+          <w:rFonts w:ascii="Garamond" w:hAnsi="Garamond" w:cs="Cambria"/>
+          <w:sz w:val="24"/>
+          <w:szCs w:val="20"/>
+        </w:rPr>
+      </w:pPr>
+      <w:r>
+        <w:rPr>
+          <w:rFonts w:ascii="Garamond" w:hAnsi="Garamond" w:cs="Cambria"/>
+          <w:sz w:val="24"/>
+          <w:szCs w:val="20"/>
+        </w:rPr>
+        <w:t>Prompt Engineering for ChatGPT by Vanderbilt University</w:t>
+      </w:r>
+    </w:p>
+    <w:p>
+      <w:pPr>
+        <w:widowControl/>
+        <w:numPr>
+          <w:ilvl w:val="0"/>
+          <w:numId w:val="5"/>
+        </w:numPr>
+        <w:tabs>
+          <w:tab w:val="clear" w:pos="10800"/>
+        </w:tabs>
+        <w:spacing w:after="120"/>
+        <w:jc w:val="both"/>
+        <w:rPr>
+          <w:rFonts w:ascii="Garamond" w:hAnsi="Garamond" w:cs="Cambria"/>
+          <w:sz w:val="24"/>
+          <w:szCs w:val="20"/>
+        </w:rPr>
+      </w:pPr>
+      <w:r>
+        <w:rPr>
+          <w:rFonts w:ascii="Garamond" w:hAnsi="Garamond" w:cs="Cambria"/>
+          <w:sz w:val="24"/>
+          <w:szCs w:val="20"/>
+        </w:rPr>
+        <w:t>Introduction to Generative AI by Google Cloud</w:t>
+      </w:r>
+    </w:p>
+    <w:p>
+      <w:pPr>
+        <w:widowControl/>
+        <w:numPr>
+          <w:ilvl w:val="0"/>
+          <w:numId w:val="5"/>
+        </w:numPr>
+        <w:tabs>
+          <w:tab w:val="clear" w:pos="10800"/>
+        </w:tabs>
+        <w:spacing w:after="120"/>
+        <w:jc w:val="both"/>
+        <w:rPr>
+          <w:rFonts w:ascii="Garamond" w:hAnsi="Garamond" w:cs="Cambria"/>
+          <w:sz w:val="24"/>
+          <w:szCs w:val="20"/>
+        </w:rPr>
+      </w:pPr>
+      <w:r>
+        <w:rPr>
+          <w:rFonts w:ascii="Garamond" w:hAnsi="Garamond" w:cs="Cambria"/>
+          <w:sz w:val="24"/>
+          <w:szCs w:val="20"/>
+        </w:rPr>
+        <w:t>Unsupervised Learning, Recommenders, Reinforcement Learning by DeepLearning.AI</w:t>
+      </w:r>
+    </w:p>
+    <w:p>
+      <w:pPr>
+        <w:pStyle w:val="Heading1"/>
+        <w:spacing w:before="0"/>
+        <w:rPr>
+          <w:spacing w:val="20"/>
+        </w:rPr>
+      </w:pPr>
+      <w:r>
+        <w:rPr>
+          <w:spacing w:val="20"/>
+        </w:rPr>
+        <w:t>WORKING</w:t>
+      </w:r>
+      <w:r>
+        <w:rPr>
+          <w:spacing w:val="20"/>
+        </w:rPr>
+        <w:t xml:space="preserve"> EXPERIENCE</w:t>
+      </w:r>
+    </w:p>
+    <w:p>
+      <w:pPr>
+        <w:rPr>
+          <w:rStyle w:val="CapsExpandedColored"/>
+          <w:rFonts w:ascii="Garamond" w:hAnsi="Garamond"/>
+          <w:sz w:val="24"/>
+          <w:szCs w:val="24"/>
+        </w:rPr>
+      </w:pPr>
+      <w:r>
+        <w:rPr>
+          <w:rStyle w:val="CapsExpandedColored"/>
+          <w:rFonts w:ascii="Garamond" w:hAnsi="Garamond"/>
+          <w:sz w:val="24"/>
+          <w:szCs w:val="24"/>
+        </w:rPr>
+        <w:t>AI Engineer</w:t>
+      </w:r>
+    </w:p>
+    <w:p>
+      <w:pPr>
+        <w:rPr>
+          <w:rFonts w:ascii="Garamond" w:hAnsi="Garamond"/>
+          <w:b/>
+          <w:caps/>
+          <w:color w:val="564B3C" w:themeColor="text2"/>
+          <w:spacing w:val="20"/>
+          <w:sz w:val="24"/>
+          <w:szCs w:val="24"/>
+        </w:rPr>
+      </w:pPr>
+      <w:r>
+        <w:rPr>
+          <w:rStyle w:val="CapsExpandedColored"/>
+          <w:rFonts w:ascii="Garamond" w:hAnsi="Garamond"/>
+          <w:sz w:val="24"/>
+          <w:szCs w:val="24"/>
+        </w:rPr>
+        <w:t>(</w:t>
+      </w:r>
+      <w:r>
+        <w:rPr>
+          <w:rStyle w:val="CapsExpandedColored"/>
+          <w:rFonts w:ascii="Garamond" w:hAnsi="Garamond"/>
+          <w:sz w:val="24"/>
+          <w:szCs w:val="24"/>
+        </w:rPr>
+        <w:t>VINSOC</w:t>
+      </w:r>
+      <w:r>
+        <w:rPr>
+          <w:rStyle w:val="CapsExpandedColored"/>
+          <w:rFonts w:ascii="Garamond" w:hAnsi="Garamond"/>
+          <w:sz w:val="24"/>
+          <w:szCs w:val="24"/>
+        </w:rPr>
+        <w:t xml:space="preserve">) </w:t>
+      </w:r>
+      <w:r>
+        <w:rPr>
+          <w:rStyle w:val="CapsExpandedColored"/>
+          <w:rFonts w:ascii="Garamond" w:hAnsi="Garamond"/>
+          <w:sz w:val="24"/>
+          <w:szCs w:val="24"/>
+        </w:rPr>
+        <w:tab/>
+      </w:r>
+      <w:r>
+        <w:rPr>
+          <w:rStyle w:val="CapsExpandedColored"/>
+          <w:rFonts w:ascii="Garamond" w:hAnsi="Garamond"/>
+          <w:caps w:val="0"/>
+          <w:color w:val="auto"/>
+          <w:spacing w:val="0"/>
+          <w:sz w:val="24"/>
+          <w:szCs w:val="24"/>
+        </w:rPr>
+        <w:t>Nov</w:t>
+      </w:r>
+      <w:r>
+        <w:rPr>
+          <w:rStyle w:val="CapsExpandedColored"/>
+          <w:rFonts w:ascii="Garamond" w:hAnsi="Garamond"/>
+          <w:caps w:val="0"/>
+          <w:color w:val="auto"/>
+          <w:spacing w:val="0"/>
+          <w:sz w:val="24"/>
+          <w:szCs w:val="24"/>
+        </w:rPr>
+        <w:t>. 202</w:t>
+      </w:r>
+      <w:r>
+        <w:rPr>
+          <w:rStyle w:val="CapsExpandedColored"/>
+          <w:rFonts w:ascii="Garamond" w:hAnsi="Garamond"/>
+          <w:caps w:val="0"/>
+          <w:color w:val="auto"/>
+          <w:spacing w:val="0"/>
+          <w:sz w:val="24"/>
+          <w:szCs w:val="24"/>
+        </w:rPr>
+        <w:t>5</w:t>
+      </w:r>
+      <w:r>
+        <w:rPr>
+          <w:rStyle w:val="CapsExpandedColored"/>
+          <w:rFonts w:ascii="Garamond" w:hAnsi="Garamond"/>
+          <w:caps w:val="0"/>
+          <w:color w:val="auto"/>
+          <w:spacing w:val="0"/>
+          <w:sz w:val="24"/>
+          <w:szCs w:val="24"/>
+        </w:rPr>
+        <w:t xml:space="preserve"> </w:t>
+      </w:r>
+      <w:r>
+        <w:rPr>
+          <w:rStyle w:val="CapsExpandedColored"/>
+          <w:rFonts w:ascii="Garamond" w:hAnsi="Garamond"/>
+          <w:color w:val="auto"/>
+          <w:spacing w:val="0"/>
+          <w:sz w:val="24"/>
+          <w:szCs w:val="24"/>
+        </w:rPr>
+        <w:t>–</w:t>
+      </w:r>
+      <w:r>
+        <w:rPr>
+          <w:rStyle w:val="CapsExpandedColored"/>
+          <w:rFonts w:ascii="Garamond" w:hAnsi="Garamond"/>
+          <w:caps w:val="0"/>
+          <w:color w:val="auto"/>
+          <w:spacing w:val="0"/>
+          <w:sz w:val="24"/>
+          <w:szCs w:val="24"/>
+        </w:rPr>
+        <w:t xml:space="preserve"> Present</w:t>
+      </w:r>
+      <w:r>
+        <w:rPr>
+          <w:rFonts w:ascii="Garamond" w:hAnsi="Garamond" w:cs="Cambria"/>
+          <w:bCs/>
+          <w:iCs/>
+          <w:sz w:val="24"/>
+          <w:szCs w:val="20"/>
+          <w:lang w:val="en-GB"/>
+        </w:rPr>
+        <w:t>.</w:t>
+      </w:r>
+    </w:p>
+    <w:p>
+      <w:pPr>
+        <w:jc w:val="both"/>
+        <w:rPr>
+          <w:rFonts w:ascii="Garamond" w:hAnsi="Garamond" w:cs="Cambria"/>
+          <w:b/>
+          <w:sz w:val="24"/>
+          <w:szCs w:val="20"/>
+          <w:u w:val="single"/>
+          <w:lang w:val="en-GB"/>
+        </w:rPr>
+      </w:pPr>
+      <w:r>
+        <w:rPr>
+          <w:rFonts w:ascii="Garamond" w:hAnsi="Garamond" w:cs="Cambria"/>
+          <w:b/>
+          <w:sz w:val="24"/>
+          <w:szCs w:val="20"/>
+          <w:u w:val="single"/>
+          <w:lang w:val="en-GB"/>
+        </w:rPr>
+        <w:t>Related Projects</w:t>
       </w:r>
     </w:p>
     <w:p>
@@ -626,24 +944,10 @@
       <w:r>
         <w:rPr>
           <w:rFonts w:ascii="Garamond" w:hAnsi="Garamond" w:cs="Cambria"/>
-          <w:bCs/>
-          <w:iCs/>
-          <w:sz w:val="24"/>
-          <w:szCs w:val="20"/>
-          <w:lang w:val="en-GB"/>
-        </w:rPr>
-        <w:t>Academic knowledge of Machine Learning</w:t>
-      </w:r>
-      <w:r>
-        <w:rPr>
-          <w:rFonts w:ascii="Garamond" w:hAnsi="Garamond" w:cs="Cambria"/>
-          <w:bCs/>
-          <w:iCs/>
-          <w:sz w:val="24"/>
-          <w:szCs w:val="20"/>
-          <w:lang w:val="en-GB"/>
-        </w:rPr>
-        <w:t xml:space="preserve"> and Deep Learning</w:t>
+          <w:sz w:val="24"/>
+          <w:szCs w:val="20"/>
+        </w:rPr>
+        <w:t>Playbook recommendation</w:t>
       </w:r>
     </w:p>
     <w:p>
@@ -651,53 +955,7 @@
         <w:widowControl/>
         <w:numPr>
           <w:ilvl w:val="0"/>
-          <w:numId w:val="4"/>
-        </w:numPr>
-        <w:tabs>
-          <w:tab w:val="clear" w:pos="10800"/>
-        </w:tabs>
-        <w:ind w:left="180" w:hanging="180"/>
-        <w:jc w:val="both"/>
-        <w:rPr>
-          <w:rFonts w:ascii="Garamond" w:hAnsi="Garamond" w:cs="Cambria"/>
-          <w:sz w:val="24"/>
-          <w:szCs w:val="20"/>
-        </w:rPr>
-      </w:pPr>
-      <w:r>
-        <w:rPr>
-          <w:rFonts w:ascii="Garamond" w:hAnsi="Garamond" w:cs="Cambria"/>
-          <w:sz w:val="24"/>
-          <w:szCs w:val="20"/>
-          <w:lang w:val="en-GB"/>
-        </w:rPr>
-        <w:t xml:space="preserve">Achievements </w:t>
-      </w:r>
-      <w:r>
-        <w:rPr>
-          <w:rFonts w:ascii="Garamond" w:hAnsi="Garamond" w:cs="Cambria"/>
-          <w:sz w:val="24"/>
-          <w:szCs w:val="20"/>
-          <w:lang w:val="en-GB"/>
-        </w:rPr>
-        <w:t>&amp; Certification</w:t>
-      </w:r>
-      <w:r>
-        <w:rPr>
-          <w:rFonts w:ascii="Garamond" w:hAnsi="Garamond" w:cs="Cambria"/>
-          <w:sz w:val="24"/>
-          <w:szCs w:val="20"/>
-          <w:lang w:val="en-GB"/>
-        </w:rPr>
-        <w:t>:</w:t>
-      </w:r>
-    </w:p>
-    <w:p>
-      <w:pPr>
-        <w:widowControl/>
-        <w:numPr>
-          <w:ilvl w:val="0"/>
-          <w:numId w:val="5"/>
+          <w:numId w:val="10"/>
         </w:numPr>
         <w:tabs>
           <w:tab w:val="clear" w:pos="10800"/>
@@ -717,25 +975,7 @@
           <w:szCs w:val="20"/>
           <w:lang w:val="en-GB"/>
         </w:rPr>
-        <w:t>Toeic</w:t>
-      </w:r>
-      <w:r>
-        <w:rPr>
-          <w:rFonts w:ascii="Garamond" w:hAnsi="Garamond" w:cs="Cambria"/>
-          <w:sz w:val="24"/>
-          <w:szCs w:val="20"/>
-          <w:lang w:val="en-GB"/>
-        </w:rPr>
-        <w:t xml:space="preserve"> </w:t>
-      </w:r>
-      <w:r>
-        <w:rPr>
-          <w:rFonts w:ascii="Garamond" w:hAnsi="Garamond" w:cs="Cambria"/>
-          <w:sz w:val="24"/>
-          <w:szCs w:val="20"/>
-          <w:lang w:val="en-GB"/>
-        </w:rPr>
-        <w:t>810</w:t>
+        <w:t>Position: AI Engineer</w:t>
       </w:r>
     </w:p>
     <w:p>
@@ -743,7 +983,7 @@
         <w:widowControl/>
         <w:numPr>
           <w:ilvl w:val="0"/>
-          <w:numId w:val="5"/>
+          <w:numId w:val="10"/>
         </w:numPr>
         <w:tabs>
           <w:tab w:val="clear" w:pos="10800"/>
@@ -761,21 +1001,19 @@
           <w:rFonts w:ascii="Garamond" w:hAnsi="Garamond" w:cs="Cambria"/>
           <w:sz w:val="24"/>
           <w:szCs w:val="20"/>
-        </w:rPr>
-        <w:t>Introduction to Machine Learning in Production by DeepLearning.AI</w:t>
+          <w:lang w:val="en-GB"/>
+        </w:rPr>
+        <w:t xml:space="preserve">Task performed: </w:t>
       </w:r>
     </w:p>
     <w:p>
       <w:pPr>
         <w:widowControl/>
-        <w:numPr>
-          <w:ilvl w:val="0"/>
-          <w:numId w:val="5"/>
-        </w:numPr>
         <w:tabs>
           <w:tab w:val="clear" w:pos="10800"/>
         </w:tabs>
         <w:spacing w:after="120"/>
+        <w:ind w:left="720"/>
         <w:jc w:val="both"/>
         <w:rPr>
           <w:rFonts w:ascii="Garamond" w:hAnsi="Garamond" w:cs="Cambria"/>
@@ -788,48 +1026,61 @@
           <w:rFonts w:ascii="Garamond" w:hAnsi="Garamond" w:cs="Cambria"/>
           <w:sz w:val="24"/>
           <w:szCs w:val="20"/>
-        </w:rPr>
-        <w:t>Prompt Engineering for ChatGPT by Vanderbilt University</w:t>
+          <w:lang w:val="en-GB"/>
+        </w:rPr>
+        <w:t xml:space="preserve">- </w:t>
+      </w:r>
+      <w:r>
+        <w:rPr>
+          <w:rFonts w:ascii="Garamond" w:hAnsi="Garamond" w:cs="Cambria"/>
+          <w:sz w:val="24"/>
+          <w:szCs w:val="20"/>
+        </w:rPr>
+        <w:t>Custom LLM Fine-Tuning for Action Extraction: Fine-tuned the Qwen3 4B model using Low-Rank Adaptation (LoRA) specifically to extract structured security rules and contextual remediation actions from unstructured SOC analyst recommendations, significantly improving domain-specific data parsing</w:t>
       </w:r>
     </w:p>
     <w:p>
       <w:pPr>
         <w:widowControl/>
-        <w:numPr>
-          <w:ilvl w:val="0"/>
-          <w:numId w:val="5"/>
-        </w:numPr>
         <w:tabs>
           <w:tab w:val="clear" w:pos="10800"/>
         </w:tabs>
         <w:spacing w:after="120"/>
+        <w:ind w:left="720"/>
         <w:jc w:val="both"/>
         <w:rPr>
           <w:rFonts w:ascii="Garamond" w:hAnsi="Garamond" w:cs="Cambria"/>
           <w:sz w:val="24"/>
           <w:szCs w:val="20"/>
-        </w:rPr>
-      </w:pPr>
-      <w:r>
-        <w:rPr>
-          <w:rFonts w:ascii="Garamond" w:hAnsi="Garamond" w:cs="Cambria"/>
-          <w:sz w:val="24"/>
-          <w:szCs w:val="20"/>
-        </w:rPr>
-        <w:t>Introduction to Generative AI by Google Cloud</w:t>
+          <w:lang w:val="en-GB"/>
+        </w:rPr>
+      </w:pPr>
+      <w:r>
+        <w:rPr>
+          <w:rFonts w:ascii="Garamond" w:hAnsi="Garamond" w:cs="Cambria"/>
+          <w:sz w:val="24"/>
+          <w:szCs w:val="20"/>
+          <w:lang w:val="en-GB"/>
+        </w:rPr>
+        <w:t xml:space="preserve">- </w:t>
+      </w:r>
+      <w:r>
+        <w:rPr>
+          <w:rFonts w:ascii="Garamond" w:hAnsi="Garamond" w:cs="Cambria"/>
+          <w:sz w:val="24"/>
+          <w:szCs w:val="20"/>
+        </w:rPr>
+        <w:t xml:space="preserve">Advanced LLM Function Calling &amp; Orchestration: Developed dynamic LLM tool-calling mechanisms to autonomously evaluate and select the best execution playbook. Fine-tuned a dedicated LoRA adapter to drastically improve the model's complex function-calling accuracy and adherence to strict input-mapping rules. </w:t>
       </w:r>
     </w:p>
     <w:p>
       <w:pPr>
         <w:widowControl/>
-        <w:numPr>
-          <w:ilvl w:val="0"/>
-          <w:numId w:val="5"/>
-        </w:numPr>
         <w:tabs>
           <w:tab w:val="clear" w:pos="10800"/>
         </w:tabs>
         <w:spacing w:after="120"/>
+        <w:ind w:left="720"/>
         <w:jc w:val="both"/>
         <w:rPr>
           <w:rFonts w:ascii="Garamond" w:hAnsi="Garamond" w:cs="Cambria"/>
@@ -842,203 +1093,65 @@
           <w:rFonts w:ascii="Garamond" w:hAnsi="Garamond" w:cs="Cambria"/>
           <w:sz w:val="24"/>
           <w:szCs w:val="20"/>
-        </w:rPr>
-        <w:t>Unsupervised Learning, Recommenders, Reinforcement Learning by DeepLearning.AI</w:t>
-      </w:r>
-    </w:p>
-    <w:p>
-      <w:pPr>
-        <w:pStyle w:val="Heading1"/>
-        <w:spacing w:before="0"/>
-        <w:rPr>
-          <w:spacing w:val="20"/>
-        </w:rPr>
-      </w:pPr>
-      <w:r>
-        <w:rPr>
-          <w:spacing w:val="20"/>
-        </w:rPr>
-        <w:t>WORKING</w:t>
-      </w:r>
-      <w:r>
-        <w:rPr>
-          <w:spacing w:val="20"/>
-        </w:rPr>
-        <w:t xml:space="preserve"> EXPERIENCE</w:t>
-      </w:r>
-    </w:p>
-    <w:p>
-      <w:pPr>
-        <w:rPr>
-          <w:rStyle w:val="CapsExpandedColored"/>
-          <w:rFonts w:ascii="Garamond" w:hAnsi="Garamond"/>
-          <w:sz w:val="24"/>
-          <w:szCs w:val="24"/>
-        </w:rPr>
-      </w:pPr>
-      <w:r>
-        <w:rPr>
-          <w:rStyle w:val="CapsExpandedColored"/>
-          <w:rFonts w:ascii="Garamond" w:hAnsi="Garamond"/>
-          <w:sz w:val="24"/>
-          <w:szCs w:val="24"/>
-        </w:rPr>
-        <w:t>AI Engineer</w:t>
-      </w:r>
-    </w:p>
-    <w:p>
-      <w:pPr>
-        <w:rPr>
-          <w:rFonts w:ascii="Garamond" w:hAnsi="Garamond"/>
-          <w:b/>
-          <w:caps/>
-          <w:color w:val="564B3C" w:themeColor="text2"/>
-          <w:spacing w:val="20"/>
-          <w:sz w:val="24"/>
-          <w:szCs w:val="24"/>
-        </w:rPr>
-      </w:pPr>
-      <w:r>
-        <w:rPr>
-          <w:rStyle w:val="CapsExpandedColored"/>
-          <w:rFonts w:ascii="Garamond" w:hAnsi="Garamond"/>
-          <w:sz w:val="24"/>
-          <w:szCs w:val="24"/>
-        </w:rPr>
-        <w:t>(</w:t>
-      </w:r>
-      <w:r>
-        <w:rPr>
-          <w:rStyle w:val="CapsExpandedColored"/>
-          <w:rFonts w:ascii="Garamond" w:hAnsi="Garamond"/>
-          <w:sz w:val="24"/>
-          <w:szCs w:val="24"/>
-        </w:rPr>
-        <w:t>VINSOC</w:t>
-      </w:r>
-      <w:r>
-        <w:rPr>
-          <w:rStyle w:val="CapsExpandedColored"/>
-          <w:rFonts w:ascii="Garamond" w:hAnsi="Garamond"/>
-          <w:sz w:val="24"/>
-          <w:szCs w:val="24"/>
-        </w:rPr>
-        <w:t xml:space="preserve">) </w:t>
-      </w:r>
-      <w:r>
-        <w:rPr>
-          <w:rStyle w:val="CapsExpandedColored"/>
-          <w:rFonts w:ascii="Garamond" w:hAnsi="Garamond"/>
-          <w:sz w:val="24"/>
-          <w:szCs w:val="24"/>
-        </w:rPr>
-        <w:tab/>
-      </w:r>
-      <w:r>
-        <w:rPr>
-          <w:rStyle w:val="CapsExpandedColored"/>
-          <w:rFonts w:ascii="Garamond" w:hAnsi="Garamond"/>
-          <w:caps w:val="0"/>
-          <w:color w:val="auto"/>
-          <w:spacing w:val="0"/>
-          <w:sz w:val="24"/>
-          <w:szCs w:val="24"/>
-        </w:rPr>
-        <w:t>Nov</w:t>
-      </w:r>
-      <w:r>
-        <w:rPr>
-          <w:rStyle w:val="CapsExpandedColored"/>
-          <w:rFonts w:ascii="Garamond" w:hAnsi="Garamond"/>
-          <w:caps w:val="0"/>
-          <w:color w:val="auto"/>
-          <w:spacing w:val="0"/>
-          <w:sz w:val="24"/>
-          <w:szCs w:val="24"/>
-        </w:rPr>
-        <w:t>. 202</w:t>
-      </w:r>
-      <w:r>
-        <w:rPr>
-          <w:rStyle w:val="CapsExpandedColored"/>
-          <w:rFonts w:ascii="Garamond" w:hAnsi="Garamond"/>
-          <w:caps w:val="0"/>
-          <w:color w:val="auto"/>
-          <w:spacing w:val="0"/>
-          <w:sz w:val="24"/>
-          <w:szCs w:val="24"/>
-        </w:rPr>
-        <w:t>5</w:t>
-      </w:r>
-      <w:r>
-        <w:rPr>
-          <w:rStyle w:val="CapsExpandedColored"/>
-          <w:rFonts w:ascii="Garamond" w:hAnsi="Garamond"/>
-          <w:caps w:val="0"/>
-          <w:color w:val="auto"/>
-          <w:spacing w:val="0"/>
-          <w:sz w:val="24"/>
-          <w:szCs w:val="24"/>
-        </w:rPr>
-        <w:t xml:space="preserve"> </w:t>
-      </w:r>
-      <w:r>
-        <w:rPr>
-          <w:rStyle w:val="CapsExpandedColored"/>
-          <w:rFonts w:ascii="Garamond" w:hAnsi="Garamond"/>
-          <w:color w:val="auto"/>
-          <w:spacing w:val="0"/>
-          <w:sz w:val="24"/>
-          <w:szCs w:val="24"/>
-        </w:rPr>
-        <w:t>–</w:t>
-      </w:r>
-      <w:r>
-        <w:rPr>
-          <w:rStyle w:val="CapsExpandedColored"/>
-          <w:rFonts w:ascii="Garamond" w:hAnsi="Garamond"/>
-          <w:caps w:val="0"/>
-          <w:color w:val="auto"/>
-          <w:spacing w:val="0"/>
-          <w:sz w:val="24"/>
-          <w:szCs w:val="24"/>
-        </w:rPr>
-        <w:t xml:space="preserve"> Present</w:t>
-      </w:r>
-      <w:r>
-        <w:rPr>
-          <w:rFonts w:ascii="Garamond" w:hAnsi="Garamond" w:cs="Cambria"/>
-          <w:bCs/>
-          <w:iCs/>
-          <w:sz w:val="24"/>
-          <w:szCs w:val="20"/>
-          <w:lang w:val="en-GB"/>
-        </w:rPr>
-        <w:t>.</w:t>
-      </w:r>
-    </w:p>
-    <w:p>
-      <w:pPr>
+          <w:lang w:val="en-GB"/>
+        </w:rPr>
+        <w:t xml:space="preserve">- </w:t>
+      </w:r>
+      <w:r>
+        <w:rPr>
+          <w:rFonts w:ascii="Garamond" w:hAnsi="Garamond" w:cs="Cambria"/>
+          <w:sz w:val="24"/>
+          <w:szCs w:val="20"/>
+        </w:rPr>
+        <w:t xml:space="preserve">RAG-Based Runbook Recommendation Service: Designed and deployed a Retrieval-Augmented Generation (RAG) backend to intelligently suggest security playbooks based on incoming SOC </w:t>
+      </w:r>
+      <w:r>
+        <w:rPr>
+          <w:rFonts w:ascii="Garamond" w:hAnsi="Garamond" w:cs="Cambria"/>
+          <w:sz w:val="24"/>
+          <w:szCs w:val="20"/>
+        </w:rPr>
+        <w:t>recommendation action</w:t>
+      </w:r>
+      <w:r>
+        <w:rPr>
+          <w:rFonts w:ascii="Garamond" w:hAnsi="Garamond" w:cs="Cambria"/>
+          <w:sz w:val="24"/>
+          <w:szCs w:val="20"/>
+        </w:rPr>
+        <w:t xml:space="preserve">. Interfaced with a custom SLM (Small Language Model) embedding service and vector store for rapid semantic searches. </w:t>
+      </w:r>
+    </w:p>
+    <w:p>
+      <w:pPr>
+        <w:widowControl/>
+        <w:tabs>
+          <w:tab w:val="clear" w:pos="10800"/>
+        </w:tabs>
+        <w:spacing w:after="120"/>
+        <w:ind w:left="720"/>
         <w:jc w:val="both"/>
         <w:rPr>
           <w:rFonts w:ascii="Garamond" w:hAnsi="Garamond" w:cs="Cambria"/>
-          <w:b/>
-          <w:sz w:val="24"/>
-          <w:szCs w:val="20"/>
-          <w:u w:val="single"/>
-          <w:lang w:val="en-GB"/>
-        </w:rPr>
-      </w:pPr>
-      <w:r>
-        <w:rPr>
-          <w:rFonts w:ascii="Garamond" w:hAnsi="Garamond" w:cs="Cambria"/>
-          <w:b/>
-          <w:sz w:val="24"/>
-          <w:szCs w:val="20"/>
-          <w:u w:val="single"/>
-          <w:lang w:val="en-GB"/>
-        </w:rPr>
-        <w:t>Related Projects</w:t>
+          <w:sz w:val="24"/>
+          <w:szCs w:val="20"/>
+        </w:rPr>
+      </w:pPr>
+      <w:r>
+        <w:rPr>
+          <w:rFonts w:ascii="Garamond" w:hAnsi="Garamond" w:cs="Cambria"/>
+          <w:sz w:val="24"/>
+          <w:szCs w:val="20"/>
+        </w:rPr>
+        <w:t xml:space="preserve">- </w:t>
+      </w:r>
+      <w:r>
+        <w:rPr>
+          <w:rFonts w:ascii="Garamond" w:hAnsi="Garamond" w:cs="Cambria"/>
+          <w:sz w:val="24"/>
+          <w:szCs w:val="20"/>
+        </w:rPr>
+        <w:t>Service Observability &amp; Distributed Tracing: Instrumented the multi-service architecture (Runbook Suggestion, Embedding, ChromaDB) with OpenTelemetry</w:t>
       </w:r>
     </w:p>
     <w:p>
@@ -1066,7 +1179,7 @@
           <w:sz w:val="24"/>
           <w:szCs w:val="20"/>
         </w:rPr>
-        <w:t xml:space="preserve">Suggest SOC action remediation </w:t>
+        <w:t>Alert triage MCP enrichment</w:t>
       </w:r>
     </w:p>
     <w:p>
@@ -1147,6 +1260,7 @@
           <w:szCs w:val="20"/>
           <w:lang w:val="en-GB"/>
         </w:rPr>
+        <w:lastRenderedPageBreak/>
         <w:t xml:space="preserve">- </w:t>
       </w:r>
       <w:r>
@@ -1155,23 +1269,7 @@
           <w:sz w:val="24"/>
           <w:szCs w:val="20"/>
         </w:rPr>
-        <w:t xml:space="preserve">Designed and implemented an AI-driven Incident Response Agent using Python and Large Language Models (via </w:t>
-      </w:r>
-      <w:r>
-        <w:rPr>
-          <w:rFonts w:ascii="Garamond" w:hAnsi="Garamond" w:cs="Cambria"/>
-          <w:sz w:val="24"/>
-          <w:szCs w:val="20"/>
-        </w:rPr>
-        <w:t>A</w:t>
-      </w:r>
-      <w:r>
-        <w:rPr>
-          <w:rFonts w:ascii="Garamond" w:hAnsi="Garamond" w:cs="Cambria"/>
-          <w:sz w:val="24"/>
-          <w:szCs w:val="20"/>
-        </w:rPr>
-        <w:t>gno) to automatically analyze correlated security alerts, aggregate IOCs, and detect complex attack vectors.</w:t>
+        <w:t>Engineered an automated alert triage system utilizing the Model Context Protocol (MCP) to seamlessly connect LLM/AI agents with internal enterprise databases and external security services.</w:t>
       </w:r>
     </w:p>
     <w:p>
@@ -1205,7 +1303,7 @@
           <w:sz w:val="24"/>
           <w:szCs w:val="20"/>
         </w:rPr>
-        <w:t>Developed a robust RESTful API with FastAPI to expose the agent's response-generation capabilities, enabling seamless integration with existing Security Operations Center (SOC) platforms.</w:t>
+        <w:t>Developed comprehensive Threat Intelligence integrations (including OpenCTI, AlienVault, VirusTotal, and URLhaus) to automate IOC enrichment, malware analysis, and contextual data gathering.</w:t>
       </w:r>
     </w:p>
     <w:p>
@@ -1238,39 +1336,23 @@
           <w:sz w:val="24"/>
           <w:szCs w:val="20"/>
         </w:rPr>
-        <w:t>Engineered advanced prompts and structured JSON outputs to guide the LLM in dynamically generating prioritized incident response plans (Containment, Eradication, and Recovery) aligned with organizational standards.</w:t>
-      </w:r>
-    </w:p>
-    <w:p>
-      <w:pPr>
-        <w:widowControl/>
-        <w:tabs>
-          <w:tab w:val="clear" w:pos="10800"/>
-        </w:tabs>
-        <w:spacing w:after="120"/>
-        <w:ind w:left="720"/>
-        <w:jc w:val="both"/>
-        <w:rPr>
-          <w:rFonts w:ascii="Garamond" w:hAnsi="Garamond" w:cs="Cambria"/>
-          <w:sz w:val="24"/>
-          <w:szCs w:val="20"/>
-        </w:rPr>
-      </w:pPr>
-      <w:r>
-        <w:rPr>
-          <w:rFonts w:ascii="Garamond" w:hAnsi="Garamond" w:cs="Cambria"/>
-          <w:sz w:val="24"/>
-          <w:szCs w:val="20"/>
-        </w:rPr>
-        <w:t xml:space="preserve">- </w:t>
-      </w:r>
-      <w:r>
-        <w:rPr>
-          <w:rFonts w:ascii="Garamond" w:hAnsi="Garamond" w:cs="Cambria"/>
-          <w:sz w:val="24"/>
-          <w:szCs w:val="20"/>
-        </w:rPr>
-        <w:t>Containerized the application using Docker to ensure consistent, scalable deployments and simplified environment management across different infrastructure setups.</w:t>
+        <w:t>Built and deployed internal enterprise connectors for systems like CMDB, Splunk, and custom User DIP (Data Integration Platforms) to rapidly correlate asset details and user behavior during incident</w:t>
+      </w:r>
+      <w:r>
+        <w:rPr>
+          <w:rFonts w:ascii="Garamond" w:hAnsi="Garamond" w:cs="Cambria"/>
+          <w:sz w:val="24"/>
+          <w:szCs w:val="20"/>
+        </w:rPr>
+        <w:t>.</w:t>
+      </w:r>
+      <w:r>
+        <w:rPr>
+          <w:rFonts w:ascii="Garamond" w:hAnsi="Garamond" w:cs="Cambria"/>
+          <w:sz w:val="24"/>
+          <w:szCs w:val="20"/>
+        </w:rPr>
+        <w:t xml:space="preserve"> </w:t>
       </w:r>
     </w:p>
     <w:p>
@@ -1298,7 +1380,7 @@
           <w:sz w:val="24"/>
           <w:szCs w:val="20"/>
         </w:rPr>
-        <w:t>Playbook recommendation</w:t>
+        <w:t>Nature language query to SPL query</w:t>
       </w:r>
     </w:p>
     <w:p>
@@ -1387,7 +1469,7 @@
           <w:sz w:val="24"/>
           <w:szCs w:val="20"/>
         </w:rPr>
-        <w:t>Custom LLM Fine-Tuning for Action Extraction: Fine-tuned the Qwen3 4B model using Low-Rank Adaptation (LoRA) specifically to extract structured security rules and contextual remediation actions from unstructured SOC analyst recommendations, significantly improving domain-specific data parsing</w:t>
+        <w:t>Designed and implemented a Retrieval-Augmented Generation (RAG) backend API to automatically translate natural language questions into accurate, optimized Splunk Search Processing Language (SPL) queries.</w:t>
       </w:r>
     </w:p>
     <w:p>
@@ -1413,7 +1495,6 @@
           <w:szCs w:val="20"/>
           <w:lang w:val="en-GB"/>
         </w:rPr>
-        <w:lastRenderedPageBreak/>
         <w:t xml:space="preserve">- </w:t>
       </w:r>
       <w:r>
@@ -1422,7 +1503,7 @@
           <w:sz w:val="24"/>
           <w:szCs w:val="20"/>
         </w:rPr>
-        <w:t xml:space="preserve">Advanced LLM Function Calling &amp; Orchestration: Developed dynamic LLM tool-calling mechanisms to autonomously evaluate and select the best execution playbook. Fine-tuned a dedicated LoRA adapter to drastically improve the model's complex function-calling accuracy and adherence to strict input-mapping rules. </w:t>
+        <w:t>Engineered a dual-stage retrieval and reranking pipeline (using local Vector databases and MiniLM models) to contextually match user queries against complex Splunk data schemas and index catalogs.</w:t>
       </w:r>
     </w:p>
     <w:p>
@@ -1455,23 +1536,7 @@
           <w:sz w:val="24"/>
           <w:szCs w:val="20"/>
         </w:rPr>
-        <w:t xml:space="preserve">RAG-Based Runbook Recommendation Service: Designed and deployed a Retrieval-Augmented Generation (RAG) backend to intelligently suggest security playbooks based on incoming SOC </w:t>
-      </w:r>
-      <w:r>
-        <w:rPr>
-          <w:rFonts w:ascii="Garamond" w:hAnsi="Garamond" w:cs="Cambria"/>
-          <w:sz w:val="24"/>
-          <w:szCs w:val="20"/>
-        </w:rPr>
-        <w:t>recommendation action</w:t>
-      </w:r>
-      <w:r>
-        <w:rPr>
-          <w:rFonts w:ascii="Garamond" w:hAnsi="Garamond" w:cs="Cambria"/>
-          <w:sz w:val="24"/>
-          <w:szCs w:val="20"/>
-        </w:rPr>
-        <w:t xml:space="preserve">. Interfaced with a custom SLM (Small Language Model) embedding service and vector store for rapid semantic searches. </w:t>
+        <w:t>Developed an autonomous "reflexive self-healing" mechanism that programmatically evaluates failed SPL execution results and dynamically regenerates queries with expanded context to eliminate zero-result failures.</w:t>
       </w:r>
     </w:p>
     <w:p>
@@ -1481,7 +1546,6 @@
           <w:tab w:val="clear" w:pos="10800"/>
         </w:tabs>
         <w:spacing w:after="120"/>
-        <w:ind w:left="720"/>
         <w:jc w:val="both"/>
         <w:rPr>
           <w:rFonts w:ascii="Garamond" w:hAnsi="Garamond" w:cs="Cambria"/>
@@ -1489,21 +1553,240 @@
           <w:szCs w:val="20"/>
         </w:rPr>
       </w:pPr>
-      <w:r>
-        <w:rPr>
-          <w:rFonts w:ascii="Garamond" w:hAnsi="Garamond" w:cs="Cambria"/>
-          <w:sz w:val="24"/>
-          <w:szCs w:val="20"/>
-        </w:rPr>
-        <w:t xml:space="preserve">- </w:t>
-      </w:r>
-      <w:r>
-        <w:rPr>
-          <w:rFonts w:ascii="Garamond" w:hAnsi="Garamond" w:cs="Cambria"/>
-          <w:sz w:val="24"/>
-          <w:szCs w:val="20"/>
-        </w:rPr>
-        <w:t>Service Observability &amp; Distributed Tracing: Instrumented the multi-service architecture (Runbook Suggestion, Embedding, ChromaDB) with OpenTelemetry</w:t>
+    </w:p>
+    <w:p>
+      <w:pPr>
+        <w:rPr>
+          <w:rStyle w:val="CapsExpandedColored"/>
+          <w:rFonts w:ascii="Garamond" w:hAnsi="Garamond"/>
+          <w:sz w:val="24"/>
+          <w:szCs w:val="24"/>
+        </w:rPr>
+      </w:pPr>
+    </w:p>
+    <w:p>
+      <w:pPr>
+        <w:jc w:val="center"/>
+        <w:rPr>
+          <w:rStyle w:val="CapsExpandedColored"/>
+          <w:rFonts w:ascii="Garamond" w:hAnsi="Garamond"/>
+          <w:sz w:val="24"/>
+          <w:szCs w:val="24"/>
+        </w:rPr>
+      </w:pPr>
+      <w:r>
+        <w:rPr>
+          <w:rStyle w:val="CapsExpandedColored"/>
+          <w:rFonts w:ascii="Garamond" w:hAnsi="Garamond"/>
+          <w:sz w:val="24"/>
+          <w:szCs w:val="24"/>
+        </w:rPr>
+        <w:t>-----------------------------------------------------------------------------------------------------------</w:t>
+      </w:r>
+    </w:p>
+    <w:p>
+      <w:pPr>
+        <w:rPr>
+          <w:rStyle w:val="CapsExpandedColored"/>
+          <w:rFonts w:ascii="Garamond" w:hAnsi="Garamond"/>
+          <w:sz w:val="24"/>
+          <w:szCs w:val="24"/>
+        </w:rPr>
+      </w:pPr>
+    </w:p>
+    <w:p>
+      <w:pPr>
+        <w:rPr>
+          <w:rStyle w:val="CapsExpandedColored"/>
+          <w:rFonts w:ascii="Garamond" w:hAnsi="Garamond"/>
+          <w:sz w:val="24"/>
+          <w:szCs w:val="24"/>
+        </w:rPr>
+      </w:pPr>
+      <w:r>
+        <w:rPr>
+          <w:rStyle w:val="CapsExpandedColored"/>
+          <w:rFonts w:ascii="Garamond" w:hAnsi="Garamond"/>
+          <w:sz w:val="24"/>
+          <w:szCs w:val="24"/>
+        </w:rPr>
+        <w:t>AI Engineer</w:t>
+      </w:r>
+    </w:p>
+    <w:p>
+      <w:pPr>
+        <w:rPr>
+          <w:rFonts w:ascii="Garamond" w:hAnsi="Garamond"/>
+          <w:b/>
+          <w:caps/>
+          <w:color w:val="564B3C" w:themeColor="text2"/>
+          <w:spacing w:val="20"/>
+          <w:sz w:val="24"/>
+          <w:szCs w:val="24"/>
+        </w:rPr>
+      </w:pPr>
+      <w:r>
+        <w:rPr>
+          <w:rStyle w:val="CapsExpandedColored"/>
+          <w:rFonts w:ascii="Garamond" w:hAnsi="Garamond"/>
+          <w:sz w:val="24"/>
+          <w:szCs w:val="24"/>
+        </w:rPr>
+        <w:t>(</w:t>
+      </w:r>
+      <w:r>
+        <w:rPr>
+          <w:rStyle w:val="CapsExpandedColored"/>
+          <w:rFonts w:ascii="Garamond" w:hAnsi="Garamond"/>
+          <w:sz w:val="24"/>
+          <w:szCs w:val="24"/>
+        </w:rPr>
+        <w:t>viettel telecom</w:t>
+      </w:r>
+      <w:r>
+        <w:rPr>
+          <w:rStyle w:val="CapsExpandedColored"/>
+          <w:rFonts w:ascii="Garamond" w:hAnsi="Garamond"/>
+          <w:sz w:val="24"/>
+          <w:szCs w:val="24"/>
+        </w:rPr>
+        <w:t>)</w:t>
+      </w:r>
+      <w:r>
+        <w:rPr>
+          <w:rStyle w:val="CapsExpandedColored"/>
+          <w:rFonts w:ascii="Garamond" w:hAnsi="Garamond"/>
+          <w:sz w:val="24"/>
+          <w:szCs w:val="24"/>
+        </w:rPr>
+        <w:t xml:space="preserve"> </w:t>
+      </w:r>
+      <w:r>
+        <w:rPr>
+          <w:rStyle w:val="CapsExpandedColored"/>
+          <w:rFonts w:ascii="Garamond" w:hAnsi="Garamond"/>
+          <w:sz w:val="24"/>
+          <w:szCs w:val="24"/>
+        </w:rPr>
+        <w:tab/>
+      </w:r>
+      <w:r>
+        <w:rPr>
+          <w:rStyle w:val="CapsExpandedColored"/>
+          <w:rFonts w:ascii="Garamond" w:hAnsi="Garamond"/>
+          <w:caps w:val="0"/>
+          <w:color w:val="auto"/>
+          <w:spacing w:val="0"/>
+          <w:sz w:val="24"/>
+          <w:szCs w:val="24"/>
+        </w:rPr>
+        <w:t>June</w:t>
+      </w:r>
+      <w:r>
+        <w:rPr>
+          <w:rStyle w:val="CapsExpandedColored"/>
+          <w:rFonts w:ascii="Garamond" w:hAnsi="Garamond"/>
+          <w:caps w:val="0"/>
+          <w:color w:val="auto"/>
+          <w:spacing w:val="0"/>
+          <w:sz w:val="24"/>
+          <w:szCs w:val="24"/>
+        </w:rPr>
+        <w:t>.</w:t>
+      </w:r>
+      <w:r>
+        <w:rPr>
+          <w:rStyle w:val="CapsExpandedColored"/>
+          <w:rFonts w:ascii="Garamond" w:hAnsi="Garamond"/>
+          <w:caps w:val="0"/>
+          <w:color w:val="auto"/>
+          <w:spacing w:val="0"/>
+          <w:sz w:val="24"/>
+          <w:szCs w:val="24"/>
+        </w:rPr>
+        <w:t xml:space="preserve"> 2022</w:t>
+      </w:r>
+      <w:r>
+        <w:rPr>
+          <w:rStyle w:val="CapsExpandedColored"/>
+          <w:rFonts w:ascii="Garamond" w:hAnsi="Garamond"/>
+          <w:caps w:val="0"/>
+          <w:color w:val="auto"/>
+          <w:spacing w:val="0"/>
+          <w:sz w:val="24"/>
+          <w:szCs w:val="24"/>
+        </w:rPr>
+        <w:t xml:space="preserve"> </w:t>
+      </w:r>
+      <w:r>
+        <w:rPr>
+          <w:rStyle w:val="CapsExpandedColored"/>
+          <w:rFonts w:ascii="Garamond" w:hAnsi="Garamond"/>
+          <w:color w:val="auto"/>
+          <w:spacing w:val="0"/>
+          <w:sz w:val="24"/>
+          <w:szCs w:val="24"/>
+        </w:rPr>
+        <w:t>–</w:t>
+      </w:r>
+      <w:r>
+        <w:rPr>
+          <w:rStyle w:val="CapsExpandedColored"/>
+          <w:rFonts w:ascii="Garamond" w:hAnsi="Garamond"/>
+          <w:caps w:val="0"/>
+          <w:color w:val="auto"/>
+          <w:spacing w:val="0"/>
+          <w:sz w:val="24"/>
+          <w:szCs w:val="24"/>
+        </w:rPr>
+        <w:t xml:space="preserve"> </w:t>
+      </w:r>
+      <w:r>
+        <w:rPr>
+          <w:rStyle w:val="CapsExpandedColored"/>
+          <w:rFonts w:ascii="Garamond" w:hAnsi="Garamond"/>
+          <w:caps w:val="0"/>
+          <w:color w:val="auto"/>
+          <w:spacing w:val="0"/>
+          <w:sz w:val="24"/>
+          <w:szCs w:val="24"/>
+        </w:rPr>
+        <w:t>Oct. 2025</w:t>
+      </w:r>
+      <w:r>
+        <w:rPr>
+          <w:rFonts w:ascii="Garamond" w:hAnsi="Garamond" w:cs="Cambria"/>
+          <w:bCs/>
+          <w:iCs/>
+          <w:sz w:val="24"/>
+          <w:szCs w:val="20"/>
+          <w:lang w:val="en-GB"/>
+        </w:rPr>
+        <w:t>.</w:t>
+      </w:r>
+    </w:p>
+    <w:p>
+      <w:pPr>
+        <w:jc w:val="both"/>
+        <w:rPr>
+          <w:rFonts w:ascii="Garamond" w:hAnsi="Garamond" w:cs="Cambria"/>
+          <w:b/>
+          <w:sz w:val="24"/>
+          <w:szCs w:val="20"/>
+          <w:u w:val="single"/>
+          <w:lang w:val="en-GB"/>
+        </w:rPr>
+      </w:pPr>
+      <w:r>
+        <w:rPr>
+          <w:rFonts w:ascii="Garamond" w:hAnsi="Garamond" w:cs="Cambria"/>
+          <w:b/>
+          <w:sz w:val="24"/>
+          <w:szCs w:val="20"/>
+          <w:u w:val="single"/>
+          <w:lang w:val="en-GB"/>
+        </w:rPr>
+        <w:t>Related Projects</w:t>
       </w:r>
     </w:p>
     <w:p>
@@ -1531,7 +1814,7 @@
           <w:sz w:val="24"/>
           <w:szCs w:val="20"/>
         </w:rPr>
-        <w:t>Alert triage MCP enrichment</w:t>
+        <w:t>AI-based Image Quality Assurance System for CDBR Subscribers</w:t>
       </w:r>
     </w:p>
     <w:p>
@@ -1539,7 +1822,7 @@
         <w:widowControl/>
         <w:numPr>
           <w:ilvl w:val="0"/>
-          <w:numId w:val="10"/>
+          <w:numId w:val="9"/>
         </w:numPr>
         <w:tabs>
           <w:tab w:val="clear" w:pos="10800"/>
@@ -1559,7 +1842,16 @@
           <w:szCs w:val="20"/>
           <w:lang w:val="en-GB"/>
         </w:rPr>
-        <w:t>Position: AI Engineer</w:t>
+        <w:t xml:space="preserve">Position: </w:t>
+      </w:r>
+      <w:r>
+        <w:rPr>
+          <w:rFonts w:ascii="Garamond" w:hAnsi="Garamond" w:cs="Cambria"/>
+          <w:sz w:val="24"/>
+          <w:szCs w:val="20"/>
+          <w:lang w:val="en-GB"/>
+        </w:rPr>
+        <w:t>AI engineer</w:t>
       </w:r>
     </w:p>
     <w:p>
@@ -1567,7 +1859,7 @@
         <w:widowControl/>
         <w:numPr>
           <w:ilvl w:val="0"/>
-          <w:numId w:val="10"/>
+          <w:numId w:val="9"/>
         </w:numPr>
         <w:tabs>
           <w:tab w:val="clear" w:pos="10800"/>
@@ -1587,7 +1879,7 @@
           <w:szCs w:val="20"/>
           <w:lang w:val="en-GB"/>
         </w:rPr>
-        <w:t xml:space="preserve">Task performed: </w:t>
+        <w:t>Task performed:</w:t>
       </w:r>
     </w:p>
     <w:p>
@@ -1603,6 +1895,7 @@
           <w:rFonts w:ascii="Garamond" w:hAnsi="Garamond" w:cs="Cambria"/>
           <w:sz w:val="24"/>
           <w:szCs w:val="20"/>
+          <w:lang w:val="en-GB"/>
         </w:rPr>
       </w:pPr>
       <w:r>
@@ -1619,8 +1912,9 @@
           <w:rFonts w:ascii="Garamond" w:hAnsi="Garamond" w:cs="Cambria"/>
           <w:sz w:val="24"/>
           <w:szCs w:val="20"/>
-        </w:rPr>
-        <w:t>Engineered an automated alert triage system utilizing the Model Context Protocol (MCP) to seamlessly connect LLM/AI agents with internal enterprise databases and external security services.</w:t>
+          <w:lang w:val="en-GB"/>
+        </w:rPr>
+        <w:t>Collected and labeled images and performed data augmentation to train models.</w:t>
       </w:r>
     </w:p>
     <w:p>
@@ -1636,7 +1930,6 @@
           <w:rFonts w:ascii="Garamond" w:hAnsi="Garamond" w:cs="Cambria"/>
           <w:sz w:val="24"/>
           <w:szCs w:val="20"/>
-          <w:lang w:val="en-GB"/>
         </w:rPr>
       </w:pPr>
       <w:r>
@@ -1653,8 +1946,63 @@
           <w:rFonts w:ascii="Garamond" w:hAnsi="Garamond" w:cs="Cambria"/>
           <w:sz w:val="24"/>
           <w:szCs w:val="20"/>
-        </w:rPr>
-        <w:t>Developed comprehensive Threat Intelligence integrations (including OpenCTI, AlienVault, VirusTotal, and URLhaus) to automate IOC enrichment, malware analysis, and contextual data gathering.</w:t>
+          <w:lang w:val="en-GB"/>
+        </w:rPr>
+        <w:t>Train</w:t>
+      </w:r>
+      <w:r>
+        <w:rPr>
+          <w:rFonts w:ascii="Garamond" w:hAnsi="Garamond" w:cs="Cambria"/>
+          <w:sz w:val="24"/>
+          <w:szCs w:val="20"/>
+          <w:lang w:val="en-GB"/>
+        </w:rPr>
+        <w:t xml:space="preserve"> Deep Learning models to check whether the image </w:t>
+      </w:r>
+      <w:r>
+        <w:rPr>
+          <w:rFonts w:ascii="Garamond" w:hAnsi="Garamond" w:cs="Cambria"/>
+          <w:sz w:val="24"/>
+          <w:szCs w:val="20"/>
+          <w:lang w:val="en-GB"/>
+        </w:rPr>
+        <w:t>meets</w:t>
+      </w:r>
+      <w:r>
+        <w:rPr>
+          <w:rFonts w:ascii="Garamond" w:hAnsi="Garamond" w:cs="Cambria"/>
+          <w:sz w:val="24"/>
+          <w:szCs w:val="20"/>
+          <w:lang w:val="en-GB"/>
+        </w:rPr>
+        <w:t xml:space="preserve"> the requirements, include YOLO and Segformer for segmentation task</w:t>
+      </w:r>
+      <w:r>
+        <w:rPr>
+          <w:rFonts w:ascii="Garamond" w:hAnsi="Garamond" w:cs="Cambria"/>
+          <w:sz w:val="24"/>
+          <w:szCs w:val="20"/>
+          <w:lang w:val="en-GB"/>
+        </w:rPr>
+        <w:t>s</w:t>
+      </w:r>
+      <w:r>
+        <w:rPr>
+          <w:rFonts w:ascii="Garamond" w:hAnsi="Garamond" w:cs="Cambria"/>
+          <w:sz w:val="24"/>
+          <w:szCs w:val="20"/>
+          <w:lang w:val="en-GB"/>
+        </w:rPr>
+        <w:t>, YOLO for object detection, Swin-transformer for image classification</w:t>
+      </w:r>
+      <w:r>
+        <w:rPr>
+          <w:rFonts w:ascii="Garamond" w:hAnsi="Garamond" w:cs="Cambria"/>
+          <w:sz w:val="24"/>
+          <w:szCs w:val="20"/>
+          <w:lang w:val="en-GB"/>
+        </w:rPr>
+        <w:t>.</w:t>
       </w:r>
     </w:p>
     <w:p>
@@ -1677,7 +2025,6 @@
           <w:rFonts w:ascii="Garamond" w:hAnsi="Garamond" w:cs="Cambria"/>
           <w:sz w:val="24"/>
           <w:szCs w:val="20"/>
-          <w:lang w:val="en-GB"/>
         </w:rPr>
         <w:t xml:space="preserve">- </w:t>
       </w:r>
@@ -1687,258 +2034,56 @@
           <w:sz w:val="24"/>
           <w:szCs w:val="20"/>
         </w:rPr>
-        <w:t>Built and deployed internal enterprise connectors for systems like CMDB, Splunk, and custom User DIP (Data Integration Platforms) to rapidly correlate asset details and user behavior during incident</w:t>
-      </w:r>
-      <w:r>
-        <w:rPr>
-          <w:rFonts w:ascii="Garamond" w:hAnsi="Garamond" w:cs="Cambria"/>
-          <w:sz w:val="24"/>
-          <w:szCs w:val="20"/>
-        </w:rPr>
-        <w:t>.</w:t>
-      </w:r>
-      <w:r>
-        <w:rPr>
-          <w:rFonts w:ascii="Garamond" w:hAnsi="Garamond" w:cs="Cambria"/>
-          <w:sz w:val="24"/>
-          <w:szCs w:val="20"/>
-        </w:rPr>
-        <w:t xml:space="preserve"> </w:t>
-      </w:r>
-    </w:p>
-    <w:p>
-      <w:pPr>
-        <w:rPr>
-          <w:rStyle w:val="CapsExpandedColored"/>
-          <w:rFonts w:ascii="Garamond" w:hAnsi="Garamond"/>
-          <w:sz w:val="24"/>
-          <w:szCs w:val="24"/>
-        </w:rPr>
-      </w:pPr>
-    </w:p>
-    <w:p>
-      <w:pPr>
-        <w:jc w:val="center"/>
-        <w:rPr>
-          <w:rStyle w:val="CapsExpandedColored"/>
-          <w:rFonts w:ascii="Garamond" w:hAnsi="Garamond"/>
-          <w:sz w:val="24"/>
-          <w:szCs w:val="24"/>
-        </w:rPr>
-      </w:pPr>
-      <w:r>
-        <w:rPr>
-          <w:rStyle w:val="CapsExpandedColored"/>
-          <w:rFonts w:ascii="Garamond" w:hAnsi="Garamond"/>
-          <w:sz w:val="24"/>
-          <w:szCs w:val="24"/>
-        </w:rPr>
-        <w:t>-----------------------------------------------------------------------------------------------------------</w:t>
-      </w:r>
-    </w:p>
-    <w:p>
-      <w:pPr>
-        <w:rPr>
-          <w:rStyle w:val="CapsExpandedColored"/>
-          <w:rFonts w:ascii="Garamond" w:hAnsi="Garamond"/>
-          <w:sz w:val="24"/>
-          <w:szCs w:val="24"/>
-        </w:rPr>
-      </w:pPr>
-    </w:p>
-    <w:p>
-      <w:pPr>
-        <w:rPr>
-          <w:rStyle w:val="CapsExpandedColored"/>
-          <w:rFonts w:ascii="Garamond" w:hAnsi="Garamond"/>
-          <w:sz w:val="24"/>
-          <w:szCs w:val="24"/>
-        </w:rPr>
-      </w:pPr>
-      <w:r>
-        <w:rPr>
-          <w:rStyle w:val="CapsExpandedColored"/>
-          <w:rFonts w:ascii="Garamond" w:hAnsi="Garamond"/>
-          <w:sz w:val="24"/>
-          <w:szCs w:val="24"/>
-        </w:rPr>
-        <w:t>AI Engineer</w:t>
-      </w:r>
-    </w:p>
-    <w:p>
-      <w:pPr>
-        <w:rPr>
-          <w:rFonts w:ascii="Garamond" w:hAnsi="Garamond"/>
-          <w:b/>
-          <w:caps/>
-          <w:color w:val="564B3C" w:themeColor="text2"/>
-          <w:spacing w:val="20"/>
-          <w:sz w:val="24"/>
-          <w:szCs w:val="24"/>
-        </w:rPr>
-      </w:pPr>
-      <w:r>
-        <w:rPr>
-          <w:rStyle w:val="CapsExpandedColored"/>
-          <w:rFonts w:ascii="Garamond" w:hAnsi="Garamond"/>
-          <w:sz w:val="24"/>
-          <w:szCs w:val="24"/>
-        </w:rPr>
-        <w:t>(</w:t>
-      </w:r>
-      <w:r>
-        <w:rPr>
-          <w:rStyle w:val="CapsExpandedColored"/>
-          <w:rFonts w:ascii="Garamond" w:hAnsi="Garamond"/>
-          <w:sz w:val="24"/>
-          <w:szCs w:val="24"/>
-        </w:rPr>
-        <w:t>viettel telecom</w:t>
-      </w:r>
-      <w:r>
-        <w:rPr>
-          <w:rStyle w:val="CapsExpandedColored"/>
-          <w:rFonts w:ascii="Garamond" w:hAnsi="Garamond"/>
-          <w:sz w:val="24"/>
-          <w:szCs w:val="24"/>
-        </w:rPr>
-        <w:t>)</w:t>
-      </w:r>
-      <w:r>
-        <w:rPr>
-          <w:rStyle w:val="CapsExpandedColored"/>
-          <w:rFonts w:ascii="Garamond" w:hAnsi="Garamond"/>
-          <w:sz w:val="24"/>
-          <w:szCs w:val="24"/>
-        </w:rPr>
-        <w:t xml:space="preserve"> </w:t>
-      </w:r>
-      <w:r>
-        <w:rPr>
-          <w:rStyle w:val="CapsExpandedColored"/>
-          <w:rFonts w:ascii="Garamond" w:hAnsi="Garamond"/>
-          <w:sz w:val="24"/>
-          <w:szCs w:val="24"/>
-        </w:rPr>
-        <w:tab/>
-      </w:r>
-      <w:r>
-        <w:rPr>
-          <w:rStyle w:val="CapsExpandedColored"/>
-          <w:rFonts w:ascii="Garamond" w:hAnsi="Garamond"/>
-          <w:caps w:val="0"/>
-          <w:color w:val="auto"/>
-          <w:spacing w:val="0"/>
-          <w:sz w:val="24"/>
-          <w:szCs w:val="24"/>
-        </w:rPr>
-        <w:t>June</w:t>
-      </w:r>
-      <w:r>
-        <w:rPr>
-          <w:rStyle w:val="CapsExpandedColored"/>
-          <w:rFonts w:ascii="Garamond" w:hAnsi="Garamond"/>
-          <w:caps w:val="0"/>
-          <w:color w:val="auto"/>
-          <w:spacing w:val="0"/>
-          <w:sz w:val="24"/>
-          <w:szCs w:val="24"/>
-        </w:rPr>
-        <w:t>.</w:t>
-      </w:r>
-      <w:r>
-        <w:rPr>
-          <w:rStyle w:val="CapsExpandedColored"/>
-          <w:rFonts w:ascii="Garamond" w:hAnsi="Garamond"/>
-          <w:caps w:val="0"/>
-          <w:color w:val="auto"/>
-          <w:spacing w:val="0"/>
-          <w:sz w:val="24"/>
-          <w:szCs w:val="24"/>
-        </w:rPr>
-        <w:t xml:space="preserve"> 2022</w:t>
-      </w:r>
-      <w:r>
-        <w:rPr>
-          <w:rStyle w:val="CapsExpandedColored"/>
-          <w:rFonts w:ascii="Garamond" w:hAnsi="Garamond"/>
-          <w:caps w:val="0"/>
-          <w:color w:val="auto"/>
-          <w:spacing w:val="0"/>
-          <w:sz w:val="24"/>
-          <w:szCs w:val="24"/>
-        </w:rPr>
-        <w:t xml:space="preserve"> </w:t>
-      </w:r>
-      <w:r>
-        <w:rPr>
-          <w:rStyle w:val="CapsExpandedColored"/>
-          <w:rFonts w:ascii="Garamond" w:hAnsi="Garamond"/>
-          <w:color w:val="auto"/>
-          <w:spacing w:val="0"/>
-          <w:sz w:val="24"/>
-          <w:szCs w:val="24"/>
-        </w:rPr>
-        <w:t>–</w:t>
-      </w:r>
-      <w:r>
-        <w:rPr>
-          <w:rStyle w:val="CapsExpandedColored"/>
-          <w:rFonts w:ascii="Garamond" w:hAnsi="Garamond"/>
-          <w:caps w:val="0"/>
-          <w:color w:val="auto"/>
-          <w:spacing w:val="0"/>
-          <w:sz w:val="24"/>
-          <w:szCs w:val="24"/>
-        </w:rPr>
-        <w:t xml:space="preserve"> </w:t>
-      </w:r>
-      <w:r>
-        <w:rPr>
-          <w:rStyle w:val="CapsExpandedColored"/>
-          <w:rFonts w:ascii="Garamond" w:hAnsi="Garamond"/>
-          <w:caps w:val="0"/>
-          <w:color w:val="auto"/>
-          <w:spacing w:val="0"/>
-          <w:sz w:val="24"/>
-          <w:szCs w:val="24"/>
-        </w:rPr>
-        <w:t>Oct. 2025</w:t>
-      </w:r>
-      <w:r>
-        <w:rPr>
-          <w:rFonts w:ascii="Garamond" w:hAnsi="Garamond" w:cs="Cambria"/>
-          <w:bCs/>
-          <w:iCs/>
-          <w:sz w:val="24"/>
-          <w:szCs w:val="20"/>
-          <w:lang w:val="en-GB"/>
-        </w:rPr>
-        <w:t>.</w:t>
-      </w:r>
-    </w:p>
-    <w:p>
-      <w:pPr>
+        <w:t>Evaluated model performance using benchmarks such as precision, recall, accuracy, and F1-score.</w:t>
+      </w:r>
+    </w:p>
+    <w:p>
+      <w:pPr>
+        <w:widowControl/>
+        <w:tabs>
+          <w:tab w:val="clear" w:pos="10800"/>
+        </w:tabs>
+        <w:spacing w:after="120"/>
+        <w:ind w:left="720"/>
         <w:jc w:val="both"/>
         <w:rPr>
           <w:rFonts w:ascii="Garamond" w:hAnsi="Garamond" w:cs="Cambria"/>
-          <w:b/>
-          <w:sz w:val="24"/>
-          <w:szCs w:val="20"/>
-          <w:u w:val="single"/>
-          <w:lang w:val="en-GB"/>
-        </w:rPr>
-      </w:pPr>
-      <w:r>
-        <w:rPr>
-          <w:rFonts w:ascii="Garamond" w:hAnsi="Garamond" w:cs="Cambria"/>
-          <w:b/>
-          <w:sz w:val="24"/>
-          <w:szCs w:val="20"/>
-          <w:u w:val="single"/>
-          <w:lang w:val="en-GB"/>
-        </w:rPr>
-        <w:t>Related Projects</w:t>
+          <w:sz w:val="24"/>
+          <w:szCs w:val="20"/>
+          <w:lang w:val="vi-VN"/>
+        </w:rPr>
+      </w:pPr>
+      <w:r>
+        <w:rPr>
+          <w:rFonts w:ascii="Garamond" w:hAnsi="Garamond" w:cs="Cambria"/>
+          <w:sz w:val="24"/>
+          <w:szCs w:val="20"/>
+        </w:rPr>
+        <w:t xml:space="preserve">- </w:t>
+      </w:r>
+      <w:r>
+        <w:rPr>
+          <w:rFonts w:ascii="Garamond" w:hAnsi="Garamond" w:cs="Cambria"/>
+          <w:sz w:val="24"/>
+          <w:szCs w:val="20"/>
+        </w:rPr>
+        <w:t>Deploy model via FastAPI</w:t>
+      </w:r>
+      <w:r>
+        <w:rPr>
+          <w:rFonts w:ascii="Garamond" w:hAnsi="Garamond" w:cs="Cambria"/>
+          <w:sz w:val="24"/>
+          <w:szCs w:val="20"/>
+        </w:rPr>
+        <w:t>, Gradio web</w:t>
+      </w:r>
+      <w:r>
+        <w:rPr>
+          <w:rFonts w:ascii="Garamond" w:hAnsi="Garamond" w:cs="Cambria"/>
+          <w:sz w:val="24"/>
+          <w:szCs w:val="20"/>
+        </w:rPr>
+        <w:t xml:space="preserve"> and Triton Inference Server.</w:t>
       </w:r>
     </w:p>
     <w:p>
@@ -1966,7 +2111,7 @@
           <w:sz w:val="24"/>
           <w:szCs w:val="20"/>
         </w:rPr>
-        <w:t>AI-based Image Quality Assurance System for CDBR Subscribers</w:t>
+        <w:t>LLM-powered Customer Support Chatbot</w:t>
       </w:r>
     </w:p>
     <w:p>
@@ -1974,7 +2119,7 @@
         <w:widowControl/>
         <w:numPr>
           <w:ilvl w:val="0"/>
-          <w:numId w:val="9"/>
+          <w:numId w:val="10"/>
         </w:numPr>
         <w:tabs>
           <w:tab w:val="clear" w:pos="10800"/>
@@ -1987,6 +2132,7 @@
           <w:szCs w:val="20"/>
         </w:rPr>
       </w:pPr>
+      <w:bookmarkStart w:id="0" w:name="_Hlk137297776"/>
       <w:r>
         <w:rPr>
           <w:rFonts w:ascii="Garamond" w:hAnsi="Garamond" w:cs="Cambria"/>
@@ -2003,7 +2149,7 @@
           <w:szCs w:val="20"/>
           <w:lang w:val="en-GB"/>
         </w:rPr>
-        <w:t>AI engineer</w:t>
+        <w:t>AI Engineer</w:t>
       </w:r>
     </w:p>
     <w:p>
@@ -2011,7 +2157,7 @@
         <w:widowControl/>
         <w:numPr>
           <w:ilvl w:val="0"/>
-          <w:numId w:val="9"/>
+          <w:numId w:val="10"/>
         </w:numPr>
         <w:tabs>
           <w:tab w:val="clear" w:pos="10800"/>
@@ -2031,7 +2177,7 @@
           <w:szCs w:val="20"/>
           <w:lang w:val="en-GB"/>
         </w:rPr>
-        <w:t>Task performed:</w:t>
+        <w:t xml:space="preserve">Task performed: </w:t>
       </w:r>
     </w:p>
     <w:p>
@@ -2047,15 +2193,13 @@
           <w:rFonts w:ascii="Garamond" w:hAnsi="Garamond" w:cs="Cambria"/>
           <w:sz w:val="24"/>
           <w:szCs w:val="20"/>
-          <w:lang w:val="en-GB"/>
-        </w:rPr>
-      </w:pPr>
-      <w:r>
-        <w:rPr>
-          <w:rFonts w:ascii="Garamond" w:hAnsi="Garamond" w:cs="Cambria"/>
-          <w:sz w:val="24"/>
-          <w:szCs w:val="20"/>
-          <w:lang w:val="en-GB"/>
+        </w:rPr>
+      </w:pPr>
+      <w:r>
+        <w:rPr>
+          <w:rFonts w:ascii="Garamond" w:hAnsi="Garamond" w:cs="Cambria"/>
+          <w:sz w:val="24"/>
+          <w:szCs w:val="20"/>
         </w:rPr>
         <w:t xml:space="preserve">- </w:t>
       </w:r>
@@ -2064,9 +2208,80 @@
           <w:rFonts w:ascii="Garamond" w:hAnsi="Garamond" w:cs="Cambria"/>
           <w:sz w:val="24"/>
           <w:szCs w:val="20"/>
-          <w:lang w:val="en-GB"/>
-        </w:rPr>
-        <w:t>Collected and labeled images and performed data augmentation to train models.</w:t>
+        </w:rPr>
+        <w:t>In charge of searchi</w:t>
+      </w:r>
+      <w:r>
+        <w:rPr>
+          <w:rFonts w:ascii="Garamond" w:hAnsi="Garamond" w:cs="Cambria"/>
+          <w:sz w:val="24"/>
+          <w:szCs w:val="20"/>
+        </w:rPr>
+        <w:t>ng</w:t>
+      </w:r>
+      <w:r>
+        <w:rPr>
+          <w:rFonts w:ascii="Garamond" w:hAnsi="Garamond" w:cs="Cambria"/>
+          <w:sz w:val="24"/>
+          <w:szCs w:val="20"/>
+        </w:rPr>
+        <w:t xml:space="preserve"> and deploying</w:t>
+      </w:r>
+      <w:r>
+        <w:rPr>
+          <w:rFonts w:ascii="Garamond" w:hAnsi="Garamond" w:cs="Cambria"/>
+          <w:sz w:val="24"/>
+          <w:szCs w:val="20"/>
+        </w:rPr>
+        <w:t xml:space="preserve"> </w:t>
+      </w:r>
+      <w:r>
+        <w:rPr>
+          <w:rFonts w:ascii="Garamond" w:hAnsi="Garamond" w:cs="Cambria"/>
+          <w:sz w:val="24"/>
+          <w:szCs w:val="20"/>
+        </w:rPr>
+        <w:t>appropriate</w:t>
+      </w:r>
+      <w:r>
+        <w:rPr>
+          <w:rFonts w:ascii="Cambria" w:hAnsi="Cambria" w:cs="Cambria"/>
+          <w:sz w:val="24"/>
+          <w:szCs w:val="20"/>
+        </w:rPr>
+        <w:t xml:space="preserve"> </w:t>
+      </w:r>
+      <w:r>
+        <w:rPr>
+          <w:rFonts w:ascii="Garamond" w:hAnsi="Garamond" w:cs="Cambria"/>
+          <w:sz w:val="24"/>
+          <w:szCs w:val="20"/>
+        </w:rPr>
+        <w:t>model for Large Language Model</w:t>
+      </w:r>
+      <w:r>
+        <w:rPr>
+          <w:rFonts w:ascii="Garamond" w:hAnsi="Garamond" w:cs="Cambria"/>
+          <w:sz w:val="24"/>
+          <w:szCs w:val="20"/>
+        </w:rPr>
+        <w:t xml:space="preserve"> on GPU-base</w:t>
+      </w:r>
+      <w:r>
+        <w:rPr>
+          <w:rFonts w:ascii="Garamond" w:hAnsi="Garamond" w:cs="Cambria"/>
+          <w:sz w:val="24"/>
+          <w:szCs w:val="20"/>
+        </w:rPr>
+        <w:t>d</w:t>
+      </w:r>
+      <w:r>
+        <w:rPr>
+          <w:rFonts w:ascii="Garamond" w:hAnsi="Garamond" w:cs="Cambria"/>
+          <w:sz w:val="24"/>
+          <w:szCs w:val="20"/>
+        </w:rPr>
+        <w:t xml:space="preserve"> infrastructure.</w:t>
       </w:r>
     </w:p>
     <w:p>
@@ -2089,7 +2304,6 @@
           <w:rFonts w:ascii="Garamond" w:hAnsi="Garamond" w:cs="Cambria"/>
           <w:sz w:val="24"/>
           <w:szCs w:val="20"/>
-          <w:lang w:val="en-GB"/>
         </w:rPr>
         <w:t xml:space="preserve">- </w:t>
       </w:r>
@@ -2098,61 +2312,14 @@
           <w:rFonts w:ascii="Garamond" w:hAnsi="Garamond" w:cs="Cambria"/>
           <w:sz w:val="24"/>
           <w:szCs w:val="20"/>
-          <w:lang w:val="en-GB"/>
-        </w:rPr>
-        <w:t>Train</w:t>
-      </w:r>
-      <w:r>
-        <w:rPr>
-          <w:rFonts w:ascii="Garamond" w:hAnsi="Garamond" w:cs="Cambria"/>
-          <w:sz w:val="24"/>
-          <w:szCs w:val="20"/>
-          <w:lang w:val="en-GB"/>
-        </w:rPr>
-        <w:t xml:space="preserve"> Deep Learning models to check whether the image </w:t>
-      </w:r>
-      <w:r>
-        <w:rPr>
-          <w:rFonts w:ascii="Garamond" w:hAnsi="Garamond" w:cs="Cambria"/>
-          <w:sz w:val="24"/>
-          <w:szCs w:val="20"/>
-          <w:lang w:val="en-GB"/>
-        </w:rPr>
-        <w:t>meets</w:t>
-      </w:r>
-      <w:r>
-        <w:rPr>
-          <w:rFonts w:ascii="Garamond" w:hAnsi="Garamond" w:cs="Cambria"/>
-          <w:sz w:val="24"/>
-          <w:szCs w:val="20"/>
-          <w:lang w:val="en-GB"/>
-        </w:rPr>
-        <w:t xml:space="preserve"> the requirements, include YOLO and Segformer for segmentation task</w:t>
-      </w:r>
-      <w:r>
-        <w:rPr>
-          <w:rFonts w:ascii="Garamond" w:hAnsi="Garamond" w:cs="Cambria"/>
-          <w:sz w:val="24"/>
-          <w:szCs w:val="20"/>
-          <w:lang w:val="en-GB"/>
-        </w:rPr>
-        <w:t>s</w:t>
-      </w:r>
-      <w:r>
-        <w:rPr>
-          <w:rFonts w:ascii="Garamond" w:hAnsi="Garamond" w:cs="Cambria"/>
-          <w:sz w:val="24"/>
-          <w:szCs w:val="20"/>
-          <w:lang w:val="en-GB"/>
-        </w:rPr>
-        <w:t>, YOLO for object detection, Swin-transformer for image classification</w:t>
-      </w:r>
-      <w:r>
-        <w:rPr>
-          <w:rFonts w:ascii="Garamond" w:hAnsi="Garamond" w:cs="Cambria"/>
-          <w:sz w:val="24"/>
-          <w:szCs w:val="20"/>
-          <w:lang w:val="en-GB"/>
+        </w:rPr>
+        <w:t>Use vLLM to improve deployment efficiency and accelerate inference speed</w:t>
+      </w:r>
+      <w:r>
+        <w:rPr>
+          <w:rFonts w:ascii="Garamond" w:hAnsi="Garamond" w:cs="Cambria"/>
+          <w:sz w:val="24"/>
+          <w:szCs w:val="20"/>
         </w:rPr>
         <w:t>.</w:t>
       </w:r>
@@ -2186,7 +2353,7 @@
           <w:sz w:val="24"/>
           <w:szCs w:val="20"/>
         </w:rPr>
-        <w:t>Evaluated model performance using benchmarks such as precision, recall, accuracy, and F1-score.</w:t>
+        <w:t>Measure the load on the LLM system using the Locust library, including metrics such as the number of concurrent users, time to first token, average request duration, and more.</w:t>
       </w:r>
     </w:p>
     <w:p>
@@ -2202,7 +2369,255 @@
           <w:rFonts w:ascii="Garamond" w:hAnsi="Garamond" w:cs="Cambria"/>
           <w:sz w:val="24"/>
           <w:szCs w:val="20"/>
-          <w:lang w:val="vi-VN"/>
+        </w:rPr>
+      </w:pPr>
+      <w:r>
+        <w:rPr>
+          <w:rFonts w:ascii="Garamond" w:hAnsi="Garamond" w:cs="Cambria"/>
+          <w:sz w:val="24"/>
+          <w:szCs w:val="20"/>
+        </w:rPr>
+        <w:t xml:space="preserve">- In charge of </w:t>
+      </w:r>
+      <w:r>
+        <w:rPr>
+          <w:rFonts w:ascii="Garamond" w:hAnsi="Garamond" w:cs="Cambria"/>
+          <w:sz w:val="24"/>
+          <w:szCs w:val="20"/>
+        </w:rPr>
+        <w:t>deploying</w:t>
+      </w:r>
+      <w:r>
+        <w:rPr>
+          <w:rFonts w:ascii="Garamond" w:hAnsi="Garamond" w:cs="Cambria"/>
+          <w:sz w:val="24"/>
+          <w:szCs w:val="20"/>
+        </w:rPr>
+        <w:t xml:space="preserve"> RAG</w:t>
+      </w:r>
+      <w:r>
+        <w:rPr>
+          <w:rFonts w:ascii="Garamond" w:hAnsi="Garamond" w:cs="Cambria"/>
+          <w:sz w:val="24"/>
+          <w:szCs w:val="20"/>
+        </w:rPr>
+        <w:t xml:space="preserve"> (Retri</w:t>
+      </w:r>
+      <w:r>
+        <w:rPr>
+          <w:rFonts w:ascii="Garamond" w:hAnsi="Garamond" w:cs="Cambria"/>
+          <w:sz w:val="24"/>
+          <w:szCs w:val="20"/>
+        </w:rPr>
+        <w:t>e</w:t>
+      </w:r>
+      <w:r>
+        <w:rPr>
+          <w:rFonts w:ascii="Garamond" w:hAnsi="Garamond" w:cs="Cambria"/>
+          <w:sz w:val="24"/>
+          <w:szCs w:val="20"/>
+        </w:rPr>
+        <w:t>val-Augmented Generation)</w:t>
+      </w:r>
+      <w:r>
+        <w:rPr>
+          <w:rFonts w:ascii="Garamond" w:hAnsi="Garamond" w:cs="Cambria"/>
+          <w:sz w:val="24"/>
+          <w:szCs w:val="20"/>
+        </w:rPr>
+        <w:t xml:space="preserve"> technique</w:t>
+      </w:r>
+      <w:r>
+        <w:rPr>
+          <w:rFonts w:ascii="Garamond" w:hAnsi="Garamond" w:cs="Cambria"/>
+          <w:sz w:val="24"/>
+          <w:szCs w:val="20"/>
+        </w:rPr>
+        <w:t xml:space="preserve"> to retrieve relevant information from authoritative, pre-determined knowledge sources (e.g., Viettel domain)</w:t>
+      </w:r>
+      <w:r>
+        <w:rPr>
+          <w:rFonts w:ascii="Garamond" w:hAnsi="Garamond" w:cs="Cambria"/>
+          <w:sz w:val="24"/>
+          <w:szCs w:val="20"/>
+        </w:rPr>
+        <w:t xml:space="preserve"> </w:t>
+      </w:r>
+      <w:r>
+        <w:rPr>
+          <w:rFonts w:ascii="Garamond" w:hAnsi="Garamond" w:cs="Cambria"/>
+          <w:sz w:val="24"/>
+          <w:szCs w:val="20"/>
+        </w:rPr>
+        <w:t>with RAG technique</w:t>
+      </w:r>
+      <w:r>
+        <w:rPr>
+          <w:rFonts w:ascii="Garamond" w:hAnsi="Garamond" w:cs="Cambria"/>
+          <w:sz w:val="24"/>
+          <w:szCs w:val="20"/>
+        </w:rPr>
+        <w:t>s</w:t>
+      </w:r>
+      <w:r>
+        <w:rPr>
+          <w:rFonts w:ascii="Garamond" w:hAnsi="Garamond" w:cs="Cambria"/>
+          <w:sz w:val="24"/>
+          <w:szCs w:val="20"/>
+        </w:rPr>
+        <w:t xml:space="preserve"> .</w:t>
+      </w:r>
+    </w:p>
+    <w:p>
+      <w:pPr>
+        <w:widowControl/>
+        <w:tabs>
+          <w:tab w:val="clear" w:pos="10800"/>
+        </w:tabs>
+        <w:spacing w:after="120"/>
+        <w:ind w:left="720"/>
+        <w:jc w:val="both"/>
+        <w:rPr>
+          <w:rFonts w:ascii="Garamond" w:hAnsi="Garamond" w:cs="Cambria"/>
+          <w:sz w:val="24"/>
+          <w:szCs w:val="20"/>
+        </w:rPr>
+      </w:pPr>
+      <w:r>
+        <w:rPr>
+          <w:rFonts w:ascii="Garamond" w:hAnsi="Garamond" w:cs="Cambria"/>
+          <w:sz w:val="24"/>
+          <w:szCs w:val="20"/>
+        </w:rPr>
+        <w:lastRenderedPageBreak/>
+        <w:t>- In charge of researching Multi-Agent and Chain of Thought techniques</w:t>
+      </w:r>
+      <w:r>
+        <w:rPr>
+          <w:rFonts w:ascii="Garamond" w:hAnsi="Garamond" w:cs="Cambria"/>
+          <w:sz w:val="24"/>
+          <w:szCs w:val="20"/>
+        </w:rPr>
+        <w:t xml:space="preserve"> from Langchain</w:t>
+      </w:r>
+      <w:r>
+        <w:rPr>
+          <w:rFonts w:ascii="Garamond" w:hAnsi="Garamond" w:cs="Cambria"/>
+          <w:sz w:val="24"/>
+          <w:szCs w:val="20"/>
+        </w:rPr>
+        <w:t xml:space="preserve"> to enhance LLM reasoning.</w:t>
+      </w:r>
+    </w:p>
+    <w:p>
+      <w:pPr>
+        <w:widowControl/>
+        <w:tabs>
+          <w:tab w:val="clear" w:pos="10800"/>
+        </w:tabs>
+        <w:spacing w:after="120"/>
+        <w:ind w:left="720"/>
+        <w:jc w:val="both"/>
+        <w:rPr>
+          <w:rFonts w:ascii="Garamond" w:hAnsi="Garamond" w:cs="Cambria"/>
+          <w:sz w:val="24"/>
+          <w:szCs w:val="20"/>
+        </w:rPr>
+      </w:pPr>
+      <w:r>
+        <w:rPr>
+          <w:rFonts w:ascii="Garamond" w:hAnsi="Garamond" w:cs="Cambria"/>
+          <w:sz w:val="24"/>
+          <w:szCs w:val="20"/>
+        </w:rPr>
+        <w:t>- Us</w:t>
+      </w:r>
+      <w:r>
+        <w:rPr>
+          <w:rFonts w:ascii="Garamond" w:hAnsi="Garamond" w:cs="Cambria"/>
+          <w:sz w:val="24"/>
+          <w:szCs w:val="20"/>
+        </w:rPr>
+        <w:t>e</w:t>
+      </w:r>
+      <w:r>
+        <w:rPr>
+          <w:rFonts w:ascii="Garamond" w:hAnsi="Garamond" w:cs="Cambria"/>
+          <w:sz w:val="24"/>
+          <w:szCs w:val="20"/>
+        </w:rPr>
+        <w:t xml:space="preserve"> Function calling to get live data from </w:t>
+      </w:r>
+      <w:r>
+        <w:rPr>
+          <w:rFonts w:ascii="Garamond" w:hAnsi="Garamond" w:cs="Cambria"/>
+          <w:sz w:val="24"/>
+          <w:szCs w:val="20"/>
+        </w:rPr>
+        <w:t>I</w:t>
+      </w:r>
+      <w:r>
+        <w:rPr>
+          <w:rFonts w:ascii="Garamond" w:hAnsi="Garamond" w:cs="Cambria"/>
+          <w:sz w:val="24"/>
+          <w:szCs w:val="20"/>
+        </w:rPr>
+        <w:t>nternet(e.g</w:t>
+      </w:r>
+      <w:r>
+        <w:rPr>
+          <w:rFonts w:ascii="Garamond" w:hAnsi="Garamond" w:cs="Cambria"/>
+          <w:sz w:val="24"/>
+          <w:szCs w:val="20"/>
+        </w:rPr>
+        <w:t>.</w:t>
+      </w:r>
+      <w:r>
+        <w:rPr>
+          <w:rFonts w:ascii="Garamond" w:hAnsi="Garamond" w:cs="Cambria"/>
+          <w:sz w:val="24"/>
+          <w:szCs w:val="20"/>
+        </w:rPr>
+        <w:t>, gold price, weather,…)</w:t>
+      </w:r>
+    </w:p>
+    <w:p>
+      <w:pPr>
+        <w:widowControl/>
+        <w:tabs>
+          <w:tab w:val="clear" w:pos="10800"/>
+        </w:tabs>
+        <w:spacing w:after="120"/>
+        <w:ind w:left="720"/>
+        <w:jc w:val="both"/>
+        <w:rPr>
+          <w:rFonts w:ascii="Garamond" w:hAnsi="Garamond" w:cs="Cambria"/>
+          <w:sz w:val="24"/>
+          <w:szCs w:val="20"/>
+        </w:rPr>
+      </w:pPr>
+      <w:r>
+        <w:rPr>
+          <w:rFonts w:ascii="Garamond" w:hAnsi="Garamond" w:cs="Cambria"/>
+          <w:sz w:val="24"/>
+          <w:szCs w:val="20"/>
+        </w:rPr>
+        <w:t>- Use MilvusDB to enhance the scalability and performance of the RAG system.</w:t>
+      </w:r>
+    </w:p>
+    <w:p>
+      <w:pPr>
+        <w:widowControl/>
+        <w:tabs>
+          <w:tab w:val="clear" w:pos="10800"/>
+        </w:tabs>
+        <w:spacing w:after="120"/>
+        <w:ind w:left="720"/>
+        <w:jc w:val="both"/>
+        <w:rPr>
+          <w:rFonts w:ascii="Garamond" w:hAnsi="Garamond" w:cs="Cambria"/>
+          <w:sz w:val="24"/>
+          <w:szCs w:val="20"/>
         </w:rPr>
       </w:pPr>
       <w:r>
@@ -2219,25 +2634,50 @@
           <w:sz w:val="24"/>
           <w:szCs w:val="20"/>
         </w:rPr>
-        <w:t>Deploy model via FastAPI</w:t>
-      </w:r>
-      <w:r>
-        <w:rPr>
-          <w:rFonts w:ascii="Garamond" w:hAnsi="Garamond" w:cs="Cambria"/>
-          <w:sz w:val="24"/>
-          <w:szCs w:val="20"/>
-        </w:rPr>
-        <w:t>, Gradio web</w:t>
-      </w:r>
-      <w:r>
-        <w:rPr>
-          <w:rFonts w:ascii="Garamond" w:hAnsi="Garamond" w:cs="Cambria"/>
-          <w:sz w:val="24"/>
-          <w:szCs w:val="20"/>
-        </w:rPr>
-        <w:t xml:space="preserve"> and Triton Inference Server.</w:t>
-      </w:r>
-    </w:p>
+        <w:t>Manage logs from the RAG system using the Langfuse platform</w:t>
+      </w:r>
+      <w:r>
+        <w:rPr>
+          <w:rFonts w:ascii="Garamond" w:hAnsi="Garamond" w:cs="Cambria"/>
+          <w:sz w:val="24"/>
+          <w:szCs w:val="20"/>
+        </w:rPr>
+        <w:t>, and then optimize the prompts to improve the accuracy of the system's responses.</w:t>
+      </w:r>
+    </w:p>
+    <w:p>
+      <w:pPr>
+        <w:widowControl/>
+        <w:tabs>
+          <w:tab w:val="clear" w:pos="10800"/>
+        </w:tabs>
+        <w:spacing w:after="120"/>
+        <w:ind w:left="720"/>
+        <w:jc w:val="both"/>
+        <w:rPr>
+          <w:rFonts w:ascii="Garamond" w:hAnsi="Garamond" w:cs="Cambria"/>
+          <w:sz w:val="24"/>
+          <w:szCs w:val="20"/>
+        </w:rPr>
+      </w:pPr>
+      <w:r>
+        <w:rPr>
+          <w:rFonts w:ascii="Garamond" w:hAnsi="Garamond" w:cs="Cambria"/>
+          <w:sz w:val="24"/>
+          <w:szCs w:val="20"/>
+        </w:rPr>
+        <w:t xml:space="preserve">- </w:t>
+      </w:r>
+      <w:r>
+        <w:rPr>
+          <w:rFonts w:ascii="Garamond" w:hAnsi="Garamond" w:cs="Cambria"/>
+          <w:sz w:val="24"/>
+          <w:szCs w:val="20"/>
+        </w:rPr>
+        <w:t>Evaluate the model's accuracy after adding RAG data or changing the LLM model.</w:t>
+      </w:r>
+    </w:p>
+    <w:bookmarkEnd w:id="0"/>
     <w:p>
       <w:pPr>
         <w:widowControl/>
@@ -2263,7 +2703,39 @@
           <w:sz w:val="24"/>
           <w:szCs w:val="20"/>
         </w:rPr>
-        <w:t>LLM-powered Customer Support Chatbot</w:t>
+        <w:t xml:space="preserve">Create model to </w:t>
+      </w:r>
+      <w:r>
+        <w:rPr>
+          <w:rFonts w:ascii="Garamond" w:hAnsi="Garamond" w:cs="Cambria"/>
+          <w:sz w:val="24"/>
+          <w:szCs w:val="20"/>
+        </w:rPr>
+        <w:t xml:space="preserve">summarize </w:t>
+      </w:r>
+      <w:r>
+        <w:rPr>
+          <w:rFonts w:ascii="Garamond" w:hAnsi="Garamond" w:cs="Cambria"/>
+          <w:sz w:val="24"/>
+          <w:szCs w:val="20"/>
+        </w:rPr>
+        <w:t>content</w:t>
+      </w:r>
+      <w:r>
+        <w:rPr>
+          <w:rFonts w:ascii="Garamond" w:hAnsi="Garamond" w:cs="Cambria"/>
+          <w:sz w:val="24"/>
+          <w:szCs w:val="20"/>
+        </w:rPr>
+        <w:t xml:space="preserve"> on Viettel’s customer care hotline call data</w:t>
+      </w:r>
+      <w:r>
+        <w:rPr>
+          <w:rFonts w:ascii="Garamond" w:hAnsi="Garamond" w:cs="Cambria"/>
+          <w:sz w:val="24"/>
+          <w:szCs w:val="20"/>
+        </w:rPr>
+        <w:t xml:space="preserve">: </w:t>
       </w:r>
     </w:p>
     <w:p>
@@ -2284,7 +2756,6 @@
           <w:szCs w:val="20"/>
         </w:rPr>
       </w:pPr>
-      <w:bookmarkStart w:id="0" w:name="_Hlk137297776"/>
       <w:r>
         <w:rPr>
           <w:rFonts w:ascii="Garamond" w:hAnsi="Garamond" w:cs="Cambria"/>
@@ -2352,6 +2823,7 @@
           <w:rFonts w:ascii="Garamond" w:hAnsi="Garamond" w:cs="Cambria"/>
           <w:sz w:val="24"/>
           <w:szCs w:val="20"/>
+          <w:lang w:val="en-GB"/>
         </w:rPr>
         <w:t xml:space="preserve">- </w:t>
       </w:r>
@@ -2361,79 +2833,23 @@
           <w:sz w:val="24"/>
           <w:szCs w:val="20"/>
         </w:rPr>
-        <w:t>In charge of searchi</w:t>
-      </w:r>
-      <w:r>
-        <w:rPr>
-          <w:rFonts w:ascii="Garamond" w:hAnsi="Garamond" w:cs="Cambria"/>
-          <w:sz w:val="24"/>
-          <w:szCs w:val="20"/>
-        </w:rPr>
-        <w:t>ng</w:t>
-      </w:r>
-      <w:r>
-        <w:rPr>
-          <w:rFonts w:ascii="Garamond" w:hAnsi="Garamond" w:cs="Cambria"/>
-          <w:sz w:val="24"/>
-          <w:szCs w:val="20"/>
-        </w:rPr>
-        <w:t xml:space="preserve"> and deploying</w:t>
-      </w:r>
-      <w:r>
-        <w:rPr>
-          <w:rFonts w:ascii="Garamond" w:hAnsi="Garamond" w:cs="Cambria"/>
-          <w:sz w:val="24"/>
-          <w:szCs w:val="20"/>
-        </w:rPr>
-        <w:t xml:space="preserve"> </w:t>
-      </w:r>
-      <w:r>
-        <w:rPr>
-          <w:rFonts w:ascii="Garamond" w:hAnsi="Garamond" w:cs="Cambria"/>
-          <w:sz w:val="24"/>
-          <w:szCs w:val="20"/>
-        </w:rPr>
-        <w:t>appropriate</w:t>
-      </w:r>
-      <w:r>
-        <w:rPr>
-          <w:rFonts w:ascii="Cambria" w:hAnsi="Cambria" w:cs="Cambria"/>
-          <w:sz w:val="24"/>
-          <w:szCs w:val="20"/>
-        </w:rPr>
-        <w:t xml:space="preserve"> </w:t>
-      </w:r>
-      <w:r>
-        <w:rPr>
-          <w:rFonts w:ascii="Garamond" w:hAnsi="Garamond" w:cs="Cambria"/>
-          <w:sz w:val="24"/>
-          <w:szCs w:val="20"/>
-        </w:rPr>
-        <w:t>model for Large Language Model</w:t>
-      </w:r>
-      <w:r>
-        <w:rPr>
-          <w:rFonts w:ascii="Garamond" w:hAnsi="Garamond" w:cs="Cambria"/>
-          <w:sz w:val="24"/>
-          <w:szCs w:val="20"/>
-        </w:rPr>
-        <w:t xml:space="preserve"> on GPU-base</w:t>
-      </w:r>
-      <w:r>
-        <w:rPr>
-          <w:rFonts w:ascii="Garamond" w:hAnsi="Garamond" w:cs="Cambria"/>
-          <w:sz w:val="24"/>
-          <w:szCs w:val="20"/>
-        </w:rPr>
-        <w:t>d</w:t>
-      </w:r>
-      <w:r>
-        <w:rPr>
-          <w:rFonts w:ascii="Garamond" w:hAnsi="Garamond" w:cs="Cambria"/>
-          <w:sz w:val="24"/>
-          <w:szCs w:val="20"/>
-        </w:rPr>
-        <w:t xml:space="preserve"> infrastructure.</w:t>
+        <w:t xml:space="preserve">Use data from the call system in combination with the Gemini model to generate labels for </w:t>
+      </w:r>
+      <w:r>
+        <w:rPr>
+          <w:rFonts w:ascii="Garamond" w:hAnsi="Garamond" w:cs="Cambria"/>
+          <w:sz w:val="24"/>
+          <w:szCs w:val="20"/>
+        </w:rPr>
+        <w:t>fine-tuning</w:t>
+      </w:r>
+      <w:r>
+        <w:rPr>
+          <w:rFonts w:ascii="Garamond" w:hAnsi="Garamond" w:cs="Cambria"/>
+          <w:sz w:val="24"/>
+          <w:szCs w:val="20"/>
+        </w:rPr>
+        <w:t xml:space="preserve"> the model.</w:t>
       </w:r>
     </w:p>
     <w:p>
@@ -2449,13 +2865,15 @@
           <w:rFonts w:ascii="Garamond" w:hAnsi="Garamond" w:cs="Cambria"/>
           <w:sz w:val="24"/>
           <w:szCs w:val="20"/>
-        </w:rPr>
-      </w:pPr>
-      <w:r>
-        <w:rPr>
-          <w:rFonts w:ascii="Garamond" w:hAnsi="Garamond" w:cs="Cambria"/>
-          <w:sz w:val="24"/>
-          <w:szCs w:val="20"/>
+          <w:lang w:val="en-GB"/>
+        </w:rPr>
+      </w:pPr>
+      <w:r>
+        <w:rPr>
+          <w:rFonts w:ascii="Garamond" w:hAnsi="Garamond" w:cs="Cambria"/>
+          <w:sz w:val="24"/>
+          <w:szCs w:val="20"/>
+          <w:lang w:val="en-GB"/>
         </w:rPr>
         <w:t xml:space="preserve">- </w:t>
       </w:r>
@@ -2464,16 +2882,71 @@
           <w:rFonts w:ascii="Garamond" w:hAnsi="Garamond" w:cs="Cambria"/>
           <w:sz w:val="24"/>
           <w:szCs w:val="20"/>
-        </w:rPr>
-        <w:t>Use vLLM to improve deployment efficiency and accelerate inference speed</w:t>
-      </w:r>
-      <w:r>
-        <w:rPr>
-          <w:rFonts w:ascii="Garamond" w:hAnsi="Garamond" w:cs="Cambria"/>
-          <w:sz w:val="24"/>
-          <w:szCs w:val="20"/>
-        </w:rPr>
-        <w:t>.</w:t>
+          <w:lang w:val="en-GB"/>
+        </w:rPr>
+        <w:t xml:space="preserve">In charge of </w:t>
+      </w:r>
+      <w:r>
+        <w:rPr>
+          <w:rFonts w:ascii="Garamond" w:hAnsi="Garamond" w:cs="Cambria"/>
+          <w:sz w:val="24"/>
+          <w:szCs w:val="20"/>
+          <w:lang w:val="en-GB"/>
+        </w:rPr>
+        <w:t>searching appropriate model for the task (GPT2 model</w:t>
+      </w:r>
+      <w:r>
+        <w:rPr>
+          <w:rFonts w:ascii="Garamond" w:hAnsi="Garamond" w:cs="Cambria"/>
+          <w:sz w:val="24"/>
+          <w:szCs w:val="20"/>
+          <w:lang w:val="en-GB"/>
+        </w:rPr>
+        <w:t>, Q</w:t>
+      </w:r>
+      <w:r>
+        <w:rPr>
+          <w:rFonts w:ascii="Garamond" w:hAnsi="Garamond" w:cs="Cambria"/>
+          <w:sz w:val="24"/>
+          <w:szCs w:val="20"/>
+        </w:rPr>
+        <w:t>wen2, Llama3</w:t>
+      </w:r>
+      <w:r>
+        <w:rPr>
+          <w:rFonts w:ascii="Garamond" w:hAnsi="Garamond" w:cs="Cambria"/>
+          <w:sz w:val="24"/>
+          <w:szCs w:val="20"/>
+          <w:lang w:val="en-GB"/>
+        </w:rPr>
+        <w:t>)</w:t>
+      </w:r>
+      <w:r>
+        <w:rPr>
+          <w:rFonts w:ascii="Garamond" w:hAnsi="Garamond" w:cs="Cambria"/>
+          <w:sz w:val="24"/>
+          <w:szCs w:val="20"/>
+          <w:lang w:val="en-GB"/>
+        </w:rPr>
+        <w:t xml:space="preserve"> and optimized training performance technique </w:t>
+      </w:r>
+      <w:r>
+        <w:rPr>
+          <w:rFonts w:ascii="Garamond" w:hAnsi="Garamond" w:cs="Cambria"/>
+          <w:sz w:val="24"/>
+          <w:szCs w:val="20"/>
+          <w:lang w:val="en-GB"/>
+        </w:rPr>
+        <w:t>such as</w:t>
+      </w:r>
+      <w:r>
+        <w:rPr>
+          <w:rFonts w:ascii="Garamond" w:hAnsi="Garamond" w:cs="Cambria"/>
+          <w:sz w:val="24"/>
+          <w:szCs w:val="20"/>
+          <w:lang w:val="en-GB"/>
+        </w:rPr>
+        <w:t xml:space="preserve"> LoRA.</w:t>
       </w:r>
     </w:p>
     <w:p>
@@ -2489,631 +2962,6 @@
           <w:rFonts w:ascii="Garamond" w:hAnsi="Garamond" w:cs="Cambria"/>
           <w:sz w:val="24"/>
           <w:szCs w:val="20"/>
-        </w:rPr>
-      </w:pPr>
-      <w:r>
-        <w:rPr>
-          <w:rFonts w:ascii="Garamond" w:hAnsi="Garamond" w:cs="Cambria"/>
-          <w:sz w:val="24"/>
-          <w:szCs w:val="20"/>
-        </w:rPr>
-        <w:t xml:space="preserve">- </w:t>
-      </w:r>
-      <w:r>
-        <w:rPr>
-          <w:rFonts w:ascii="Garamond" w:hAnsi="Garamond" w:cs="Cambria"/>
-          <w:sz w:val="24"/>
-          <w:szCs w:val="20"/>
-        </w:rPr>
-        <w:t>Measure the load on the LLM system using the Locust library, including metrics such as the number of concurrent users, time to first token, average request duration, and more.</w:t>
-      </w:r>
-    </w:p>
-    <w:p>
-      <w:pPr>
-        <w:widowControl/>
-        <w:tabs>
-          <w:tab w:val="clear" w:pos="10800"/>
-        </w:tabs>
-        <w:spacing w:after="120"/>
-        <w:ind w:left="720"/>
-        <w:jc w:val="both"/>
-        <w:rPr>
-          <w:rFonts w:ascii="Garamond" w:hAnsi="Garamond" w:cs="Cambria"/>
-          <w:sz w:val="24"/>
-          <w:szCs w:val="20"/>
-        </w:rPr>
-      </w:pPr>
-      <w:r>
-        <w:rPr>
-          <w:rFonts w:ascii="Garamond" w:hAnsi="Garamond" w:cs="Cambria"/>
-          <w:sz w:val="24"/>
-          <w:szCs w:val="20"/>
-        </w:rPr>
-        <w:t xml:space="preserve">- In charge of </w:t>
-      </w:r>
-      <w:r>
-        <w:rPr>
-          <w:rFonts w:ascii="Garamond" w:hAnsi="Garamond" w:cs="Cambria"/>
-          <w:sz w:val="24"/>
-          <w:szCs w:val="20"/>
-        </w:rPr>
-        <w:t>deploying</w:t>
-      </w:r>
-      <w:r>
-        <w:rPr>
-          <w:rFonts w:ascii="Garamond" w:hAnsi="Garamond" w:cs="Cambria"/>
-          <w:sz w:val="24"/>
-          <w:szCs w:val="20"/>
-        </w:rPr>
-        <w:t xml:space="preserve"> RAG</w:t>
-      </w:r>
-      <w:r>
-        <w:rPr>
-          <w:rFonts w:ascii="Garamond" w:hAnsi="Garamond" w:cs="Cambria"/>
-          <w:sz w:val="24"/>
-          <w:szCs w:val="20"/>
-        </w:rPr>
-        <w:t xml:space="preserve"> (Retri</w:t>
-      </w:r>
-      <w:r>
-        <w:rPr>
-          <w:rFonts w:ascii="Garamond" w:hAnsi="Garamond" w:cs="Cambria"/>
-          <w:sz w:val="24"/>
-          <w:szCs w:val="20"/>
-        </w:rPr>
-        <w:t>e</w:t>
-      </w:r>
-      <w:r>
-        <w:rPr>
-          <w:rFonts w:ascii="Garamond" w:hAnsi="Garamond" w:cs="Cambria"/>
-          <w:sz w:val="24"/>
-          <w:szCs w:val="20"/>
-        </w:rPr>
-        <w:t>val-Augmented Generation)</w:t>
-      </w:r>
-      <w:r>
-        <w:rPr>
-          <w:rFonts w:ascii="Garamond" w:hAnsi="Garamond" w:cs="Cambria"/>
-          <w:sz w:val="24"/>
-          <w:szCs w:val="20"/>
-        </w:rPr>
-        <w:t xml:space="preserve"> technique</w:t>
-      </w:r>
-      <w:r>
-        <w:rPr>
-          <w:rFonts w:ascii="Garamond" w:hAnsi="Garamond" w:cs="Cambria"/>
-          <w:sz w:val="24"/>
-          <w:szCs w:val="20"/>
-        </w:rPr>
-        <w:t xml:space="preserve"> to retrieve relevant information from authoritative, pre-determined knowledge sources (e.g., Viettel domain)</w:t>
-      </w:r>
-      <w:r>
-        <w:rPr>
-          <w:rFonts w:ascii="Garamond" w:hAnsi="Garamond" w:cs="Cambria"/>
-          <w:sz w:val="24"/>
-          <w:szCs w:val="20"/>
-        </w:rPr>
-        <w:t xml:space="preserve"> </w:t>
-      </w:r>
-      <w:r>
-        <w:rPr>
-          <w:rFonts w:ascii="Garamond" w:hAnsi="Garamond" w:cs="Cambria"/>
-          <w:sz w:val="24"/>
-          <w:szCs w:val="20"/>
-        </w:rPr>
-        <w:t>with RAG technique</w:t>
-      </w:r>
-      <w:r>
-        <w:rPr>
-          <w:rFonts w:ascii="Garamond" w:hAnsi="Garamond" w:cs="Cambria"/>
-          <w:sz w:val="24"/>
-          <w:szCs w:val="20"/>
-        </w:rPr>
-        <w:t>s</w:t>
-      </w:r>
-      <w:r>
-        <w:rPr>
-          <w:rFonts w:ascii="Garamond" w:hAnsi="Garamond" w:cs="Cambria"/>
-          <w:sz w:val="24"/>
-          <w:szCs w:val="20"/>
-        </w:rPr>
-        <w:t xml:space="preserve"> .</w:t>
-      </w:r>
-    </w:p>
-    <w:p>
-      <w:pPr>
-        <w:widowControl/>
-        <w:tabs>
-          <w:tab w:val="clear" w:pos="10800"/>
-        </w:tabs>
-        <w:spacing w:after="120"/>
-        <w:ind w:left="720"/>
-        <w:jc w:val="both"/>
-        <w:rPr>
-          <w:rFonts w:ascii="Garamond" w:hAnsi="Garamond" w:cs="Cambria"/>
-          <w:sz w:val="24"/>
-          <w:szCs w:val="20"/>
-        </w:rPr>
-      </w:pPr>
-      <w:r>
-        <w:rPr>
-          <w:rFonts w:ascii="Garamond" w:hAnsi="Garamond" w:cs="Cambria"/>
-          <w:sz w:val="24"/>
-          <w:szCs w:val="20"/>
-        </w:rPr>
-        <w:lastRenderedPageBreak/>
-        <w:t>- In charge of researching Multi-Agent and Chain of Thought techniques</w:t>
-      </w:r>
-      <w:r>
-        <w:rPr>
-          <w:rFonts w:ascii="Garamond" w:hAnsi="Garamond" w:cs="Cambria"/>
-          <w:sz w:val="24"/>
-          <w:szCs w:val="20"/>
-        </w:rPr>
-        <w:t xml:space="preserve"> from Langchain</w:t>
-      </w:r>
-      <w:r>
-        <w:rPr>
-          <w:rFonts w:ascii="Garamond" w:hAnsi="Garamond" w:cs="Cambria"/>
-          <w:sz w:val="24"/>
-          <w:szCs w:val="20"/>
-        </w:rPr>
-        <w:t xml:space="preserve"> to enhance LLM reasoning.</w:t>
-      </w:r>
-    </w:p>
-    <w:p>
-      <w:pPr>
-        <w:widowControl/>
-        <w:tabs>
-          <w:tab w:val="clear" w:pos="10800"/>
-        </w:tabs>
-        <w:spacing w:after="120"/>
-        <w:ind w:left="720"/>
-        <w:jc w:val="both"/>
-        <w:rPr>
-          <w:rFonts w:ascii="Garamond" w:hAnsi="Garamond" w:cs="Cambria"/>
-          <w:sz w:val="24"/>
-          <w:szCs w:val="20"/>
-        </w:rPr>
-      </w:pPr>
-      <w:r>
-        <w:rPr>
-          <w:rFonts w:ascii="Garamond" w:hAnsi="Garamond" w:cs="Cambria"/>
-          <w:sz w:val="24"/>
-          <w:szCs w:val="20"/>
-        </w:rPr>
-        <w:t>- Us</w:t>
-      </w:r>
-      <w:r>
-        <w:rPr>
-          <w:rFonts w:ascii="Garamond" w:hAnsi="Garamond" w:cs="Cambria"/>
-          <w:sz w:val="24"/>
-          <w:szCs w:val="20"/>
-        </w:rPr>
-        <w:t>e</w:t>
-      </w:r>
-      <w:r>
-        <w:rPr>
-          <w:rFonts w:ascii="Garamond" w:hAnsi="Garamond" w:cs="Cambria"/>
-          <w:sz w:val="24"/>
-          <w:szCs w:val="20"/>
-        </w:rPr>
-        <w:t xml:space="preserve"> Function calling to get live data from </w:t>
-      </w:r>
-      <w:r>
-        <w:rPr>
-          <w:rFonts w:ascii="Garamond" w:hAnsi="Garamond" w:cs="Cambria"/>
-          <w:sz w:val="24"/>
-          <w:szCs w:val="20"/>
-        </w:rPr>
-        <w:t>I</w:t>
-      </w:r>
-      <w:r>
-        <w:rPr>
-          <w:rFonts w:ascii="Garamond" w:hAnsi="Garamond" w:cs="Cambria"/>
-          <w:sz w:val="24"/>
-          <w:szCs w:val="20"/>
-        </w:rPr>
-        <w:t>nternet(e.g</w:t>
-      </w:r>
-      <w:r>
-        <w:rPr>
-          <w:rFonts w:ascii="Garamond" w:hAnsi="Garamond" w:cs="Cambria"/>
-          <w:sz w:val="24"/>
-          <w:szCs w:val="20"/>
-        </w:rPr>
-        <w:t>.</w:t>
-      </w:r>
-      <w:r>
-        <w:rPr>
-          <w:rFonts w:ascii="Garamond" w:hAnsi="Garamond" w:cs="Cambria"/>
-          <w:sz w:val="24"/>
-          <w:szCs w:val="20"/>
-        </w:rPr>
-        <w:t>, gold price, weather,…)</w:t>
-      </w:r>
-    </w:p>
-    <w:p>
-      <w:pPr>
-        <w:widowControl/>
-        <w:tabs>
-          <w:tab w:val="clear" w:pos="10800"/>
-        </w:tabs>
-        <w:spacing w:after="120"/>
-        <w:ind w:left="720"/>
-        <w:jc w:val="both"/>
-        <w:rPr>
-          <w:rFonts w:ascii="Garamond" w:hAnsi="Garamond" w:cs="Cambria"/>
-          <w:sz w:val="24"/>
-          <w:szCs w:val="20"/>
-        </w:rPr>
-      </w:pPr>
-      <w:r>
-        <w:rPr>
-          <w:rFonts w:ascii="Garamond" w:hAnsi="Garamond" w:cs="Cambria"/>
-          <w:sz w:val="24"/>
-          <w:szCs w:val="20"/>
-        </w:rPr>
-        <w:t>- Use MilvusDB to enhance the scalability and performance of the RAG system.</w:t>
-      </w:r>
-    </w:p>
-    <w:p>
-      <w:pPr>
-        <w:widowControl/>
-        <w:tabs>
-          <w:tab w:val="clear" w:pos="10800"/>
-        </w:tabs>
-        <w:spacing w:after="120"/>
-        <w:ind w:left="720"/>
-        <w:jc w:val="both"/>
-        <w:rPr>
-          <w:rFonts w:ascii="Garamond" w:hAnsi="Garamond" w:cs="Cambria"/>
-          <w:sz w:val="24"/>
-          <w:szCs w:val="20"/>
-        </w:rPr>
-      </w:pPr>
-      <w:r>
-        <w:rPr>
-          <w:rFonts w:ascii="Garamond" w:hAnsi="Garamond" w:cs="Cambria"/>
-          <w:sz w:val="24"/>
-          <w:szCs w:val="20"/>
-        </w:rPr>
-        <w:t xml:space="preserve">- </w:t>
-      </w:r>
-      <w:r>
-        <w:rPr>
-          <w:rFonts w:ascii="Garamond" w:hAnsi="Garamond" w:cs="Cambria"/>
-          <w:sz w:val="24"/>
-          <w:szCs w:val="20"/>
-        </w:rPr>
-        <w:t>Manage logs from the RAG system using the Langfuse platform</w:t>
-      </w:r>
-      <w:r>
-        <w:rPr>
-          <w:rFonts w:ascii="Garamond" w:hAnsi="Garamond" w:cs="Cambria"/>
-          <w:sz w:val="24"/>
-          <w:szCs w:val="20"/>
-        </w:rPr>
-        <w:t>, and then optimize the prompts to improve the accuracy of the system's responses.</w:t>
-      </w:r>
-    </w:p>
-    <w:p>
-      <w:pPr>
-        <w:widowControl/>
-        <w:tabs>
-          <w:tab w:val="clear" w:pos="10800"/>
-        </w:tabs>
-        <w:spacing w:after="120"/>
-        <w:ind w:left="720"/>
-        <w:jc w:val="both"/>
-        <w:rPr>
-          <w:rFonts w:ascii="Garamond" w:hAnsi="Garamond" w:cs="Cambria"/>
-          <w:sz w:val="24"/>
-          <w:szCs w:val="20"/>
-        </w:rPr>
-      </w:pPr>
-      <w:r>
-        <w:rPr>
-          <w:rFonts w:ascii="Garamond" w:hAnsi="Garamond" w:cs="Cambria"/>
-          <w:sz w:val="24"/>
-          <w:szCs w:val="20"/>
-        </w:rPr>
-        <w:t xml:space="preserve">- </w:t>
-      </w:r>
-      <w:r>
-        <w:rPr>
-          <w:rFonts w:ascii="Garamond" w:hAnsi="Garamond" w:cs="Cambria"/>
-          <w:sz w:val="24"/>
-          <w:szCs w:val="20"/>
-        </w:rPr>
-        <w:t>Evaluate the model's accuracy after adding RAG data or changing the LLM model.</w:t>
-      </w:r>
-    </w:p>
-    <w:bookmarkEnd w:id="0"/>
-    <w:p>
-      <w:pPr>
-        <w:widowControl/>
-        <w:numPr>
-          <w:ilvl w:val="0"/>
-          <w:numId w:val="4"/>
-        </w:numPr>
-        <w:tabs>
-          <w:tab w:val="clear" w:pos="10800"/>
-        </w:tabs>
-        <w:spacing w:after="120"/>
-        <w:ind w:left="180" w:hanging="180"/>
-        <w:jc w:val="both"/>
-        <w:rPr>
-          <w:rFonts w:ascii="Garamond" w:hAnsi="Garamond" w:cs="Cambria"/>
-          <w:sz w:val="24"/>
-          <w:szCs w:val="20"/>
-        </w:rPr>
-      </w:pPr>
-      <w:r>
-        <w:rPr>
-          <w:rFonts w:ascii="Garamond" w:hAnsi="Garamond" w:cs="Cambria"/>
-          <w:sz w:val="24"/>
-          <w:szCs w:val="20"/>
-        </w:rPr>
-        <w:t xml:space="preserve">Create model to </w:t>
-      </w:r>
-      <w:r>
-        <w:rPr>
-          <w:rFonts w:ascii="Garamond" w:hAnsi="Garamond" w:cs="Cambria"/>
-          <w:sz w:val="24"/>
-          <w:szCs w:val="20"/>
-        </w:rPr>
-        <w:t xml:space="preserve">summarize </w:t>
-      </w:r>
-      <w:r>
-        <w:rPr>
-          <w:rFonts w:ascii="Garamond" w:hAnsi="Garamond" w:cs="Cambria"/>
-          <w:sz w:val="24"/>
-          <w:szCs w:val="20"/>
-        </w:rPr>
-        <w:t>content</w:t>
-      </w:r>
-      <w:r>
-        <w:rPr>
-          <w:rFonts w:ascii="Garamond" w:hAnsi="Garamond" w:cs="Cambria"/>
-          <w:sz w:val="24"/>
-          <w:szCs w:val="20"/>
-        </w:rPr>
-        <w:t xml:space="preserve"> on Viettel’s customer care hotline call data</w:t>
-      </w:r>
-      <w:r>
-        <w:rPr>
-          <w:rFonts w:ascii="Garamond" w:hAnsi="Garamond" w:cs="Cambria"/>
-          <w:sz w:val="24"/>
-          <w:szCs w:val="20"/>
-        </w:rPr>
-        <w:t xml:space="preserve">: </w:t>
-      </w:r>
-    </w:p>
-    <w:p>
-      <w:pPr>
-        <w:widowControl/>
-        <w:numPr>
-          <w:ilvl w:val="0"/>
-          <w:numId w:val="10"/>
-        </w:numPr>
-        <w:tabs>
-          <w:tab w:val="clear" w:pos="10800"/>
-        </w:tabs>
-        <w:spacing w:after="120"/>
-        <w:jc w:val="both"/>
-        <w:rPr>
-          <w:rFonts w:ascii="Garamond" w:hAnsi="Garamond" w:cs="Cambria"/>
-          <w:sz w:val="24"/>
-          <w:szCs w:val="20"/>
-        </w:rPr>
-      </w:pPr>
-      <w:r>
-        <w:rPr>
-          <w:rFonts w:ascii="Garamond" w:hAnsi="Garamond" w:cs="Cambria"/>
-          <w:sz w:val="24"/>
-          <w:szCs w:val="20"/>
-          <w:lang w:val="en-GB"/>
-        </w:rPr>
-        <w:t xml:space="preserve">Position: </w:t>
-      </w:r>
-      <w:r>
-        <w:rPr>
-          <w:rFonts w:ascii="Garamond" w:hAnsi="Garamond" w:cs="Cambria"/>
-          <w:sz w:val="24"/>
-          <w:szCs w:val="20"/>
-          <w:lang w:val="en-GB"/>
-        </w:rPr>
-        <w:t>AI Engineer</w:t>
-      </w:r>
-    </w:p>
-    <w:p>
-      <w:pPr>
-        <w:widowControl/>
-        <w:numPr>
-          <w:ilvl w:val="0"/>
-          <w:numId w:val="10"/>
-        </w:numPr>
-        <w:tabs>
-          <w:tab w:val="clear" w:pos="10800"/>
-        </w:tabs>
-        <w:spacing w:after="120"/>
-        <w:jc w:val="both"/>
-        <w:rPr>
-          <w:rFonts w:ascii="Garamond" w:hAnsi="Garamond" w:cs="Cambria"/>
-          <w:sz w:val="24"/>
-          <w:szCs w:val="20"/>
-        </w:rPr>
-      </w:pPr>
-      <w:r>
-        <w:rPr>
-          <w:rFonts w:ascii="Garamond" w:hAnsi="Garamond" w:cs="Cambria"/>
-          <w:sz w:val="24"/>
-          <w:szCs w:val="20"/>
-          <w:lang w:val="en-GB"/>
-        </w:rPr>
-        <w:t xml:space="preserve">Task performed: </w:t>
-      </w:r>
-    </w:p>
-    <w:p>
-      <w:pPr>
-        <w:widowControl/>
-        <w:tabs>
-          <w:tab w:val="clear" w:pos="10800"/>
-        </w:tabs>
-        <w:spacing w:after="120"/>
-        <w:ind w:left="720"/>
-        <w:jc w:val="both"/>
-        <w:rPr>
-          <w:rFonts w:ascii="Garamond" w:hAnsi="Garamond" w:cs="Cambria"/>
-          <w:sz w:val="24"/>
-          <w:szCs w:val="20"/>
-        </w:rPr>
-      </w:pPr>
-      <w:r>
-        <w:rPr>
-          <w:rFonts w:ascii="Garamond" w:hAnsi="Garamond" w:cs="Cambria"/>
-          <w:sz w:val="24"/>
-          <w:szCs w:val="20"/>
-          <w:lang w:val="en-GB"/>
-        </w:rPr>
-        <w:t xml:space="preserve">- </w:t>
-      </w:r>
-      <w:r>
-        <w:rPr>
-          <w:rFonts w:ascii="Garamond" w:hAnsi="Garamond" w:cs="Cambria"/>
-          <w:sz w:val="24"/>
-          <w:szCs w:val="20"/>
-        </w:rPr>
-        <w:t xml:space="preserve">Use data from the call system in combination with the Gemini model to generate labels for </w:t>
-      </w:r>
-      <w:r>
-        <w:rPr>
-          <w:rFonts w:ascii="Garamond" w:hAnsi="Garamond" w:cs="Cambria"/>
-          <w:sz w:val="24"/>
-          <w:szCs w:val="20"/>
-        </w:rPr>
-        <w:t>fine-tuning</w:t>
-      </w:r>
-      <w:r>
-        <w:rPr>
-          <w:rFonts w:ascii="Garamond" w:hAnsi="Garamond" w:cs="Cambria"/>
-          <w:sz w:val="24"/>
-          <w:szCs w:val="20"/>
-        </w:rPr>
-        <w:t xml:space="preserve"> the model.</w:t>
-      </w:r>
-    </w:p>
-    <w:p>
-      <w:pPr>
-        <w:widowControl/>
-        <w:tabs>
-          <w:tab w:val="clear" w:pos="10800"/>
-        </w:tabs>
-        <w:spacing w:after="120"/>
-        <w:ind w:left="720"/>
-        <w:jc w:val="both"/>
-        <w:rPr>
-          <w:rFonts w:ascii="Garamond" w:hAnsi="Garamond" w:cs="Cambria"/>
-          <w:sz w:val="24"/>
-          <w:szCs w:val="20"/>
-          <w:lang w:val="en-GB"/>
-        </w:rPr>
-      </w:pPr>
-      <w:r>
-        <w:rPr>
-          <w:rFonts w:ascii="Garamond" w:hAnsi="Garamond" w:cs="Cambria"/>
-          <w:sz w:val="24"/>
-          <w:szCs w:val="20"/>
-          <w:lang w:val="en-GB"/>
-        </w:rPr>
-        <w:t xml:space="preserve">- </w:t>
-      </w:r>
-      <w:r>
-        <w:rPr>
-          <w:rFonts w:ascii="Garamond" w:hAnsi="Garamond" w:cs="Cambria"/>
-          <w:sz w:val="24"/>
-          <w:szCs w:val="20"/>
-          <w:lang w:val="en-GB"/>
-        </w:rPr>
-        <w:t xml:space="preserve">In charge of </w:t>
-      </w:r>
-      <w:r>
-        <w:rPr>
-          <w:rFonts w:ascii="Garamond" w:hAnsi="Garamond" w:cs="Cambria"/>
-          <w:sz w:val="24"/>
-          <w:szCs w:val="20"/>
-          <w:lang w:val="en-GB"/>
-        </w:rPr>
-        <w:t>searching appropriate model for the task (GPT2 model</w:t>
-      </w:r>
-      <w:r>
-        <w:rPr>
-          <w:rFonts w:ascii="Garamond" w:hAnsi="Garamond" w:cs="Cambria"/>
-          <w:sz w:val="24"/>
-          <w:szCs w:val="20"/>
-          <w:lang w:val="en-GB"/>
-        </w:rPr>
-        <w:t>, Q</w:t>
-      </w:r>
-      <w:r>
-        <w:rPr>
-          <w:rFonts w:ascii="Garamond" w:hAnsi="Garamond" w:cs="Cambria"/>
-          <w:sz w:val="24"/>
-          <w:szCs w:val="20"/>
-        </w:rPr>
-        <w:t>wen2, Llama3</w:t>
-      </w:r>
-      <w:r>
-        <w:rPr>
-          <w:rFonts w:ascii="Garamond" w:hAnsi="Garamond" w:cs="Cambria"/>
-          <w:sz w:val="24"/>
-          <w:szCs w:val="20"/>
-          <w:lang w:val="en-GB"/>
-        </w:rPr>
-        <w:t>)</w:t>
-      </w:r>
-      <w:r>
-        <w:rPr>
-          <w:rFonts w:ascii="Garamond" w:hAnsi="Garamond" w:cs="Cambria"/>
-          <w:sz w:val="24"/>
-          <w:szCs w:val="20"/>
-          <w:lang w:val="en-GB"/>
-        </w:rPr>
-        <w:t xml:space="preserve"> and optimized training performance technique </w:t>
-      </w:r>
-      <w:r>
-        <w:rPr>
-          <w:rFonts w:ascii="Garamond" w:hAnsi="Garamond" w:cs="Cambria"/>
-          <w:sz w:val="24"/>
-          <w:szCs w:val="20"/>
-          <w:lang w:val="en-GB"/>
-        </w:rPr>
-        <w:t>such as</w:t>
-      </w:r>
-      <w:r>
-        <w:rPr>
-          <w:rFonts w:ascii="Garamond" w:hAnsi="Garamond" w:cs="Cambria"/>
-          <w:sz w:val="24"/>
-          <w:szCs w:val="20"/>
-          <w:lang w:val="en-GB"/>
-        </w:rPr>
-        <w:t xml:space="preserve"> LoRA.</w:t>
-      </w:r>
-    </w:p>
-    <w:p>
-      <w:pPr>
-        <w:widowControl/>
-        <w:tabs>
-          <w:tab w:val="clear" w:pos="10800"/>
-        </w:tabs>
-        <w:spacing w:after="120"/>
-        <w:ind w:left="720"/>
-        <w:jc w:val="both"/>
-        <w:rPr>
-          <w:rFonts w:ascii="Garamond" w:hAnsi="Garamond" w:cs="Cambria"/>
-          <w:sz w:val="24"/>
-          <w:szCs w:val="20"/>
           <w:lang w:val="en-GB"/>
         </w:rPr>
       </w:pPr>
@@ -3163,36 +3011,15 @@
         <w:rPr>
           <w:spacing w:val="20"/>
         </w:rPr>
-        <w:t>MISCELLANEOUS INFO</w:t>
-      </w:r>
-    </w:p>
-    <w:p>
-      <w:pPr>
-        <w:rPr>
-          <w:rFonts w:ascii="Garamond" w:hAnsi="Garamond"/>
-          <w:sz w:val="24"/>
-        </w:rPr>
-      </w:pPr>
-      <w:r>
+        <w:t>EDUCATION</w:t>
+      </w:r>
+    </w:p>
+    <w:p>
+      <w:pPr>
         <w:rPr>
           <w:rFonts w:ascii="Garamond" w:hAnsi="Garamond"/>
           <w:b/>
-          <w:sz w:val="24"/>
-        </w:rPr>
-        <w:t xml:space="preserve">Nationality: </w:t>
-      </w:r>
-      <w:r>
-        <w:rPr>
-          <w:rFonts w:ascii="Garamond" w:hAnsi="Garamond"/>
-          <w:sz w:val="24"/>
-        </w:rPr>
-        <w:t>Vietnamese</w:t>
-      </w:r>
-    </w:p>
-    <w:p>
-      <w:pPr>
-        <w:rPr>
-          <w:rFonts w:ascii="Garamond" w:hAnsi="Garamond"/>
+          <w:bCs/>
           <w:sz w:val="24"/>
         </w:rPr>
       </w:pPr>
@@ -3200,6 +3027,136 @@
         <w:rPr>
           <w:rFonts w:ascii="Garamond" w:hAnsi="Garamond"/>
           <w:b/>
+          <w:bCs/>
+          <w:sz w:val="24"/>
+        </w:rPr>
+        <w:t>University of Engineering and Technology (UET), Vietnam</w:t>
+      </w:r>
+    </w:p>
+    <w:p>
+      <w:pPr>
+        <w:rPr>
+          <w:rFonts w:ascii="Garamond" w:hAnsi="Garamond"/>
+          <w:sz w:val="24"/>
+        </w:rPr>
+      </w:pPr>
+      <w:r>
+        <w:rPr>
+          <w:rFonts w:ascii="Garamond" w:hAnsi="Garamond"/>
+          <w:sz w:val="24"/>
+        </w:rPr>
+        <w:t>Bachelor of Computer Science</w:t>
+      </w:r>
+      <w:r>
+        <w:rPr>
+          <w:rFonts w:ascii="Garamond" w:hAnsi="Garamond"/>
+          <w:sz w:val="24"/>
+        </w:rPr>
+        <w:br/>
+      </w:r>
+      <w:r>
+        <w:rPr>
+          <w:rFonts w:ascii="Garamond" w:hAnsi="Garamond"/>
+          <w:b/>
+          <w:bCs/>
+          <w:sz w:val="24"/>
+        </w:rPr>
+        <w:t xml:space="preserve">Graduated: </w:t>
+      </w:r>
+      <w:r>
+        <w:rPr>
+          <w:rFonts w:ascii="Garamond" w:hAnsi="Garamond"/>
+          <w:b/>
+          <w:bCs/>
+          <w:sz w:val="24"/>
+        </w:rPr>
+        <w:t>Jun</w:t>
+      </w:r>
+      <w:r>
+        <w:rPr>
+          <w:rFonts w:ascii="Garamond" w:hAnsi="Garamond"/>
+          <w:b/>
+          <w:bCs/>
+          <w:sz w:val="24"/>
+        </w:rPr>
+        <w:t>e</w:t>
+      </w:r>
+      <w:r>
+        <w:rPr>
+          <w:rFonts w:ascii="Garamond" w:hAnsi="Garamond"/>
+          <w:b/>
+          <w:bCs/>
+          <w:sz w:val="24"/>
+        </w:rPr>
+        <w:t xml:space="preserve"> </w:t>
+      </w:r>
+      <w:r>
+        <w:rPr>
+          <w:rFonts w:ascii="Garamond" w:hAnsi="Garamond"/>
+          <w:b/>
+          <w:bCs/>
+          <w:sz w:val="24"/>
+        </w:rPr>
+        <w:t>2022</w:t>
+      </w:r>
+    </w:p>
+    <w:p>
+      <w:pPr>
+        <w:rPr>
+          <w:rFonts w:ascii="Garamond" w:hAnsi="Garamond"/>
+          <w:sz w:val="24"/>
+        </w:rPr>
+      </w:pPr>
+    </w:p>
+    <w:p>
+      <w:pPr>
+        <w:pStyle w:val="Heading1"/>
+        <w:spacing w:before="0"/>
+        <w:rPr>
+          <w:spacing w:val="20"/>
+        </w:rPr>
+      </w:pPr>
+      <w:r>
+        <w:rPr>
+          <w:spacing w:val="20"/>
+        </w:rPr>
+        <w:t>MISCELLANEOUS INFO</w:t>
+      </w:r>
+    </w:p>
+    <w:p>
+      <w:pPr>
+        <w:rPr>
+          <w:rFonts w:ascii="Garamond" w:hAnsi="Garamond"/>
+          <w:sz w:val="24"/>
+        </w:rPr>
+      </w:pPr>
+      <w:r>
+        <w:rPr>
+          <w:rFonts w:ascii="Garamond" w:hAnsi="Garamond"/>
+          <w:b/>
+          <w:sz w:val="24"/>
+        </w:rPr>
+        <w:t xml:space="preserve">Nationality: </w:t>
+      </w:r>
+      <w:r>
+        <w:rPr>
+          <w:rFonts w:ascii="Garamond" w:hAnsi="Garamond"/>
+          <w:sz w:val="24"/>
+        </w:rPr>
+        <w:t>Vietnamese</w:t>
+      </w:r>
+    </w:p>
+    <w:p>
+      <w:pPr>
+        <w:rPr>
+          <w:rFonts w:ascii="Garamond" w:hAnsi="Garamond"/>
+          <w:sz w:val="24"/>
+        </w:rPr>
+      </w:pPr>
+      <w:r>
+        <w:rPr>
+          <w:rFonts w:ascii="Garamond" w:hAnsi="Garamond"/>
+          <w:b/>
           <w:sz w:val="24"/>
         </w:rPr>
         <w:t>Languages:</w:t>
@@ -3209,29 +3166,30 @@
           <w:rFonts w:ascii="Garamond" w:hAnsi="Garamond"/>
           <w:sz w:val="24"/>
         </w:rPr>
-        <w:t xml:space="preserve"> </w:t>
+        <w:t xml:space="preserve"> Vietnamese</w:t>
       </w:r>
       <w:r>
         <w:rPr>
           <w:rFonts w:ascii="Garamond" w:hAnsi="Garamond"/>
           <w:sz w:val="24"/>
         </w:rPr>
-        <w:t>Vietnamese</w:t>
+        <w:t xml:space="preserve">, </w:t>
       </w:r>
       <w:r>
         <w:rPr>
           <w:rFonts w:ascii="Garamond" w:hAnsi="Garamond"/>
           <w:sz w:val="24"/>
         </w:rPr>
-        <w:t xml:space="preserve">, </w:t>
-      </w:r>
-      <w:r>
+        <w:t>English</w:t>
+      </w:r>
+    </w:p>
+    <w:p>
+      <w:pPr>
         <w:rPr>
           <w:rFonts w:ascii="Garamond" w:hAnsi="Garamond"/>
           <w:sz w:val="24"/>
         </w:rPr>
-        <w:t>English</w:t>
-      </w:r>
+      </w:pPr>
     </w:p>
     <w:p>
       <w:pPr>
